--- a/output/398d5642cc251cb7/book_ru.docx
+++ b/output/398d5642cc251cb7/book_ru.docx
@@ -71,7 +71,7 @@
         <w:jc w:val="both"/>
       </w:pPr>
       <w:r>
-        <w:t>Настоящий обзор направлен на обобщение эффектов и основных механизмов иглотерапии (НТ) при лечении боли в миофассах и расстройств мышечной и скелетной системы (МСК) путем классификации эффектов НТ в соответствии с различными анатомическими уровнями организма человека и объединения каждого эффекта с конкретным механизмом. Акупунктура, первая форма НТ, существует уже 3000 лет и практикуется традиционной китайской медициной (TCA); однако, ее механизм трудно подтвердить современной наукой, поскольку она включает ци (Qi), Инь и Ян (Инь (Yin) &amp; Ян (Yang)) и меридианы все обширные понятия, которые трудно интерпретировать Западом и современной наукой. Сухая игла (сухое иглоукалывание (DN)), другая форма NT, появившаяся на Западе в двадцатом веке, не была четко рассмотрена в отношении ее механизмов. Учитывая, что Акупунктура возникла на Востоке, а Акупунктура возникла на Западе, систематическими обзорами и метаанализами доказана ее эффективность в лечении расстройств НТа (главный фактор инвалидности в мире, как определено Всемирной организацией здравоохранения), и что многие расстройства НТа возникают из-за миофасальной боли, механизмы в современной научной терминологии могут предоставить практикующим более четкое клиническое обоснование для обоснования их лечения с использованием NT для лечения боли в миофассе и расстройств опорно-двигательный аппарат (MSK). В этом обзоре были обобщены 4 основных эффекта в соответствии с различными анатомическими уровнями организма человека, приписываемыми NT: миофазциальный эффект, супраспинальный эффект, позвоночный эффект и локальный эффект. Механизмы, ответственные за каждое из этих эффектов, соответственно, подавляют активность двигательной конечной пластины, снижают механизм ингибирования, механизм управления воротами и аксонный рефлекс.</w:t>
+        <w:t>Настоящий обзор направлен на обобщение эффектов и основных механизмов иглотерапии (НТ) при лечении боли в миофассах и расстройств мышечной и скелетной системы (МСК) путем классификации эффектов НТ в соответствии с различными анатомическими уровнями организма человека и объединения каждого эффекта с конкретным механизмом. Акупунктура, первая форма НТ, существует уже 3000 лет и практикуется традиционной китайской медициной (TCA); однако, ее механизм трудно подтвердить современной наукой, поскольку она включает ци (ци (Qi)), Инь и Ян (Инь (Yin) &amp; Ян (Yang)) и меридианы все обширные понятия, которые трудно интерпретировать Западом и современной наукой. Сухая игла (сухое иглоукалывание (DN)), другая форма NT, появившаяся на Западе в двадцатом веке, не была четко рассмотрена в отношении ее механизмов. Учитывая, что Акупунктура возникла на Востоке, а Акупунктура возникла на Западе, систематическими обзорами и метаанализами доказана ее эффективность в лечении расстройств НТа (главный фактор инвалидности в мире, как определено Всемирной организацией здравоохранения), и что многие расстройства НТа возникают из-за миофасальной боли, механизмы в современной научной терминологии могут предоставить практикующим более четкое клиническое обоснование для обоснования их лечения с использованием NT для лечения боли в миофассе и расстройств опорно-двигательный аппарат (MSK). В этом обзоре были обобщены 4 основных эффекта в соответствии с различными анатомическими уровнями организма человека, приписываемыми NT: миофазциальный эффект, супраспинальный эффект, позвоночный эффект и локальный эффект. Механизмы, ответственные за каждое из этих эффектов, соответственно, подавляют активность двигательной конечной пластины, снижают механизм ингибирования, механизм управления воротами и аксонный рефлекс.</w:t>
       </w:r>
     </w:p>
     <w:p>
@@ -115,7 +115,7 @@
         <w:jc w:val="both"/>
       </w:pPr>
       <w:r>
-        <w:t>Один системный обзор и метаанализ показали эффективность НТ в сочетании с растяжкой для лечения миофасциальных триггерных точек (ТРП) [13]. Другие систематические обзоры и метаанализы также показали эффективность НТ в лечении временно-мандибулярного расстройства [14], замороженного плеча [15], жесткого шеи [16] и травенного фашита [17]. Эти современные доказательства, доказанные на Западе, демонстрируют эффективность НТ в лечении расстройств МСК, и первая форма НТакупунктуры фактически практиковалась на Востоке почти 3000 лет [18]. Это книга, написанная около 2000 лет назад в династии Хан и являющаяся основной доктриной традиционной китайской медицины [19]. Основной механизм иглоукалывания, согласно книге, состоит в том, чтобы сбалансировать Инь (Yin) и Ян (Yang) человеческого тела для восстановления внутренней гармонии. Инь (Yin) и Ян (Yang) являются важными противоположными понятиями в ТКМ. В то время как Инь (Yin) символизирует женщину, холод, тишина и т. д., Ян (Yang) символизирует мужчину, тепло, движение и т. д. Человеческое тело имеет 20 меридианных каналов, где содержится ци (Qi) для потока. ци (Qi), еще одна важная концепция в ТКМ, может быть переведена как vitale energy. В то время как ци (Qi) протекает через меридианные каналы, а blood протекает через кровеносные сосуды. Поскольку Йин и Янг должны быть хорошо сбалансированы в организме человека для достижения внутренней гармонии, все боли и состояния организма возникают после того, как организм человека теряет внутреннюю гармонию (т. е. Йин и Янг не сбалансированы), а акупунктура работает путем модуляции Янг в организме человека для достижения внутренней гармонии. Однако механизм иглоукалывания, объясненный ТКМ, все зависит от ци (Qi). Без доказательства существования ци (Qi), вся теория не выдерживается. К сожалению, спустя 2000 лет ци (Qi) все еще не доказана. Таким образом, эта теория, вероятно, не будет принята в современной литературе.В результате, механизмы, стоящие за НТ, включая иглоукалывание, объясненные в современной научной терминологии, должны быть изучены, чтобы обосновать его использование. Кроме того, за последние 20 лет НТ приобрела популярность для лечения миофаз. боли и расстройств МСК [20]; однако, никакие единые теории и механизмы не были хорошо рассмотрены и задокументированы в современной литературе. Данный обзор является первым исследованием, направленным на обобщение и классификацию эффектов НТ в соответствии с различными анатомическими уровнями организма человека и связь каждого эффекта с конкретным основным механизмом лечения миофасальной боли.</w:t>
+        <w:t>Один системный обзор и метаанализ показали эффективность НТ в сочетании с растяжкой для лечения миофасциальных триггерных точек (ТРП) [13]. Другие систематические обзоры и метаанализы также показали эффективность НТ в лечении временно-мандибулярного расстройства [14], замороженного плеча [15], жесткого шеи [16] и травенного фашита [17]. Эти современные доказательства, доказанные на Западе, демонстрируют эффективность НТ в лечении расстройств МСК, и первая форма НТакупунктуры фактически практиковалась на Востоке почти 3000 лет [18]. Это книга, написанная около 2000 лет назад в династии Хан и являющаяся основной доктриной традиционной китайской медицины [19]. Основной механизм иглоукалывания, согласно книге, состоит в том, чтобы сбалансировать Инь (Yin) и Ян (Yang) человеческого тела для восстановления внутренней гармонии. Инь (Yin) и Ян (Yang) являются важными противоположными понятиями в ТКМ. В то время как Инь (Yin) символизирует женщину, холод, тишина и т. д., Ян (Yang) символизирует мужчину, тепло, движение и т. д. Человеческое тело имеет 20 меридианных каналов, где содержится ци (ци (Qi)) для потока. ци (ци (Qi)), еще одна важная концепция в ТКМ, может быть переведена как vitale energy. В то время как ци (ци (Qi)) протекает через меридианные каналы, а blood протекает через кровеносные сосуды. Поскольку Йин и Янг должны быть хорошо сбалансированы в организме человека для достижения внутренней гармонии, все боли и состояния организма возникают после того, как организм человека теряет внутреннюю гармонию (т. е. Йин и Янг не сбалансированы), а акупунктура работает путем модуляции Янг в организме человека для достижения внутренней гармонии. Однако механизм иглоукалывания, объясненный ТКМ, все зависит от ци (ци (Qi)). Без доказательства существования ци (ци (Qi)), вся теория не выдерживается. К сожалению, спустя 2000 лет ци (ци (Qi)) все еще не доказана. Таким образом, эта теория, вероятно, не будет принята в современной литературе.В результате, механизмы, стоящие за НТ, включая иглоукалывание, объясненные в современной научной терминологии, должны быть изучены, чтобы обосновать его использование. Кроме того, за последние 20 лет НТ приобрела популярность для лечения миофаз. боли и расстройств МСК [20]; однако, никакие единые теории и механизмы не были хорошо рассмотрены и задокументированы в современной литературе. Данный обзор является первым исследованием, направленным на обобщение и классификацию эффектов НТ в соответствии с различными анатомическими уровнями организма человека и связь каждого эффекта с конкретным основным механизмом лечения миофасальной боли.</w:t>
       </w:r>
     </w:p>
     <w:p>
@@ -281,7 +281,7 @@
         <w:jc w:val="both"/>
       </w:pPr>
       <w:r>
-        <w:t>в организме человека, и снижающаяся ингибиторная система является основным механизмом. Хан [47] обнаружил, что существует связь между акупунктурной анальгетией и высвобождением опиоидов в центральной нервной системе. Снижающаяся ингибиционная система - это нейронный путь, исходящий из мозга (супраспинально), который посылает сигнал вниз и вдоль спинного мозга для модуляции боли [22]. Ноцицептивный вход путешествует вдоль спиноталамического тракта, поднимаясь в сенсорную кору для восприятия боли. Существуют две сенсорные волокна, образующие спиноталамический тракт, воспринимающие ноцицептивные сигналы: 1) А-дельта (Аδ) и С-волокна. Поэтому любые ноцицептивные входы низкой интенсивности стимулируют C- волокна. С точки зрения миелинизации и скорости проводимости, волокна Aδ умеренно миелинизируются с скоростью проводимости от 1 до 4 м/с; волокна C не миелинизируются с максимальной скоростью проводимости менее 1 м/с [24].</w:t>
+        <w:t>в организме человека, и снижающаяся ингибиторная система является основным механизмом. Хан [47] обнаружил, что существует связь между акупунктурной анальгетией и высвобождением опиоидов в центральной нервной системе. Снижающаяся ингибиционная система - это нейронный путь, исходящий из мозга (супраспинально), который посылает сигнал вниз и вдоль спинного мозга для модуляции боли [22]. Ноцицептивный вход путешествует вдоль спиноталамического тракта, поднимаясь в сенсорную кору для восприятия боли. Существуют две сенсорные волокна, образующие спиноталамический тракт, воспринимающие ноцицептивные сигналы: 1) А-дельта (Аδ) и С-волокна. Поэтому любые ноцицептивные входы низкой интенсивности стимулируют С- волокна. С точки зрения миелинизации и скорости проводимости, волокна Aδ умеренно миелинизируются с скоростью проводимости от 1 до 4 м/с; волокна С не миелинизируются с максимальной скоростью проводимости менее 1 м/с [24].</w:t>
       </w:r>
     </w:p>
     <w:p>
@@ -300,7 +300,7 @@
         <w:jc w:val="both"/>
       </w:pPr>
       <w:r>
-        <w:t>по Аδ-волокнам будет быстрее, чем по C- волокнам. снижающееся ингибирование происходит, как только Аδ-волокна активируются [32]; поэтому, если одновременно стимулируются как Аδ-волокна, так и C- волокна, имеет смысл, что снижающаяся модуляция боли должна происходить быстрее, чем боль, поднимающаяся в сенсорную кору. После того, как НТ активирует нисходящее ингибирование, также активируется цепочка нейронов, которые нисходят по длине спинного мозга [53]. Существуют две ключевые структуры нисходящей ингибиторной системы: периак-дуктальный серый (ПАГ) и амигдала [39, 54]. В то время как амиг-дала является частью лимбической системы, играя важную роль в эмоциональных реакциях, стрессе и тревожности, ПАГ модулирует ростральный брюшной мозг (РВМ), чтобы высвободить серото-нин в область, называемую сущностью гелатинозы горного рога [54]. Затем интернеуроны выделяют опиоиды (энкафалин/динорфон) в терминалы нейрона первого порядка (волокна C), где присутствуют опиоидные рецепторы. Поскольку SP является нейротрансмиттером, несущим ноцицептивный сигнал вдоль спиноталамического тракта, предотвращение его высвобождения означает, что вдоль тракта в сенсорную кору поднимается меньше ноцицептивного сигнала, и в результате меньше боли воспринимаются [32]. Чтобы обобщить эффект на спину, вызванный НТ, основным принципом является использование боли для сдерживания боли.</w:t>
+        <w:t>по Аδ-волокнам будет быстрее, чем по С- волокнам. снижающееся ингибирование происходит, как только Аδ-волокна активируются [32]; поэтому, если одновременно стимулируются как Аδ-волокна, так и С- волокна, имеет смысл, что снижающаяся модуляция боли должна происходить быстрее, чем боль, поднимающаяся в сенсорную кору. После того, как НТ активирует нисходящее ингибирование, также активируется цепочка нейронов, которые нисходят по длине спинного мозга [53]. Существуют две ключевые структуры нисходящей ингибиторной системы: периак-дуктальный серый (ПАГ) и амигдала [39, 54]. В то время как амиг-дала является частью лимбической системы, играя важную роль в эмоциональных реакциях, стрессе и тревожности, ПАГ модулирует ростральный брюшной мозг (РВМ), чтобы высвободить серото-нин в область, называемую сущностью гелатинозы горного рога [54]. Затем интернеуроны выделяют опиоиды (энкафалин/динорфон) в терминалы нейрона первого порядка (волокна С), где присутствуют опиоидные рецепторы. Поскольку SP является нейротрансмиттером, несущим ноцицептивный сигнал вдоль спиноталамического тракта, предотвращение его высвобождения означает, что вдоль тракта в сенсорную кору поднимается меньше ноцицептивного сигнала, и в результате меньше боли воспринимаются [32]. Чтобы обобщить эффект на спину, вызванный НТ, основным принципом является использование боли для сдерживания боли.</w:t>
       </w:r>
     </w:p>
     <w:p>
@@ -316,7 +316,7 @@
         <w:jc w:val="both"/>
       </w:pPr>
       <w:r>
-        <w:t>3.3 Эффект позвоночника и механизм управления воротами Третий эффект, приписываемый NT в лечении боли опорно-двигательный аппарат (MSK), является эффектом позвоночника, который можно объяснить механизмом контроля ворота [40]. В механизме управления воротами участвуют две основные траектории: спиноталамический тракт (STT) и д orsal column-medial lemniscus (DCML). SST передает ноцицептивные сигналы либо из Aδ- волокна, либо из C- волокна до сенсорной коры, в то время как DCML передает неноцицептивные сигналы из A- бета (Aβ) волокна до сенсорной коры [55]. В спиноталамическом тракте, или Aδ или C волокна захватывают ноцицептивный вход, и SP действует как нейротрансмитер, чтобы передать этот ноцицептивный сигнал от нейрона первого порядка в нейрон второго порядка в горне спинного рога. Синапс между нейронами 1-го и 2-го порядка находится там, где расположен болеутоляющий шлюз. Пока этот шлюз закрыт, СП будет ограничен в путешествии через. Хотя невозможно полностью закрыть этот шлюз, он передает идею о том, как прерывание передачи СП внутри синапса может снизить восприятие боли.</w:t>
+        <w:t>3.3 Эффект позвоночника и механизм управления воротами Третий эффект, приписываемый NT в лечении боли опорно-двигательный аппарат (MSK), является эффектом позвоночника, который можно объяснить механизмом контроля ворота [40]. В механизме управления воротами участвуют две основные траектории: спиноталамический тракт (STT) и д orsal column-medial lemniscus (DCML). SST передает ноцицептивные сигналы либо из Aδ- волокна, либо из С- волокна до сенсорной коры, в то время как DCML передает неноцицептивные сигналы из А- бета (Aβ) волокна до сенсорной коры [55]. В спиноталамическом тракте, или Aδ или С волокна захватывают ноцицептивный вход, и SP действует как нейротрансмитер, чтобы передать этот ноцицептивный сигнал от нейрона первого порядка в нейрон второго порядка в горне спинного рога. Синапс между нейронами 1-го и 2-го порядка находится там, где расположен болеутоляющий шлюз. Пока этот шлюз закрыт, СП будет ограничен в путешествии через. Хотя невозможно полностью закрыть этот шлюз, он передает идею о том, как прерывание передачи СП внутри синапса может снизить восприятие боли.</w:t>
       </w:r>
     </w:p>
     <w:p>
@@ -352,7 +352,7 @@
         <w:jc w:val="both"/>
       </w:pPr>
       <w:r>
-        <w:t>когда игла вставляется в ткань, Aδ или C волокна активируются для высвобождения вазоактивных нейропептидов, в первую очередь CGRP и SP [42]. И CGRP, и SP в изобилии выражаются в нервных волокнах и являются мощными вазодилататорами, которые приводят к увеличению кровотока поверхностно и глубоко в местную мышечную ткань [25, 45, 46]. Следовательно, после того, как человек получает игловое лечение, ткань часто реагирует ярко-красным цветом, что означает увеличение кровотока в местной местности, вызванного рефлюксом аксонов [41]. Кроме того, CGRP и SP, высвобождаемые из нервных волокон во время аксонного рефлекса, вызванного введением игл, не только действуют на кровеносные сосуды в местной ткани, но и действуют на маст- клетки в местной ткани, высвобождая 3 нейротрансмиттера: триптазу, гистамин (HA) и серотонин (5-HT) [25]. Эти 3 нейротрансмиттера усиливают аксонный рефлекс, вызванный введением игл, чтобы усилить локальный эффект (т. е. вазоразширение) [25].</w:t>
+        <w:t>когда игла вставляется в ткань, Aδ или С волокна активируются для высвобождения вазоактивных нейропептидов, в первую очередь CGRP и SP [42]. И CGRP, и SP в изобилии выражаются в нервных волокнах и являются мощными вазодилататорами, которые приводят к увеличению кровотока поверхностно и глубоко в местную мышечную ткань [25, 45, 46]. Следовательно, после того, как человек получает игловое лечение, ткань часто реагирует ярко-красным цветом, что означает увеличение кровотока в местной местности, вызванного рефлюксом аксонов [41]. Кроме того, CGRP и SP, высвобождаемые из нервных волокон во время аксонного рефлекса, вызванного введением игл, не только действуют на кровеносные сосуды в местной ткани, но и действуют на маст- клетки в местной ткани, высвобождая 3 нейротрансмиттера: триптазу, гистамин (HA) и серотонин (5-HT) [25]. Эти 3 нейротрансмиттера усиливают аксонный рефлекс, вызванный введением игл, чтобы усилить локальный эффект (т. е. вазоразширение) [25].</w:t>
       </w:r>
     </w:p>
     <w:p>
@@ -572,7 +572,7 @@
         <w:jc w:val="both"/>
       </w:pPr>
       <w:r>
-        <w:t>СМИТ Е, Хой ДГ, Крос М, Вос Т, Нагави М, Букбиндер Р, Вулф АД, март L. Глобальное бремя других мышечно-скелетных расстройств: оценки из исследования Global Burden of Disease 2010. Глобальные оценки потребности в реабилитации на основе исследования Global Burden of Disease 2019: систематический анализ для исследования Global Burden of Disease 2019. The Lancet. 2020;396(10267):200617. 2024 (цитированный в 2025 г. 13 апреля). Доступный с: https:// versu sarth ritis.org/ about-arthitis/ data- and-statistics/ the- state- of- muscular loss- lethal- health/ 4. Всемирная организация здравоохранения. Лам С, Франсио ВТ, Густафсон К, Каролл М, Йорк А, Чадвик АЛ. Миофазциальная боль - главный фактор мышечной и скелетной боли. Лучшая практика Резолюции клинических заболеваний. 2024;21:101944. 6. Тантантип А, Чанг КВ. Миофазциальный болевой синдром. Европа ПМК. 2023 7. Babatunde OO, Jordan JL, Van der Windt DA, Hill JC, Foster NE, Protheroe J. Эффективные варианты лечения мышечно-скелетной боли в первичной медицинской помощи: систематический обзор текущих доказательств. PLoS ONE. 2017;12(6):e0178621. 8. Mansfield CJ, Vanetten L, Willy R, Di Stasi S, Magnussen R, Briggs M. Влияние игловой терапии на производство мышечной силы: систематический обзор и метаанализ. J Orthop Sports Phys Ther. 2019;49(3):15470. 9. Американская ассоциация физической терапии, Американская ассоциация физической терапии. Описание сухой игловой терапии в клинической практике: учебный ресурс. Александрия: Американская ассоциация физической терапии. 2013. 10. Ван Хал М, Дайдик АМ, Зеленый М. Акупунктура. Национальная библиотека медицины. 2023. Доступная с https://www.ncbi.nlm.nih.gov/books/ NBK53 2287/ 11. Мао Х, Хе Х, Динг Дж. Эффективность лазерной акупунктуры для лечения хронической боли в пояснице: систематический обзор и метаанализ. 12. Ю Х, Ван Д, Вервилл Л, Саутерст Д, Буссиерс А, Гросс ДП, Перейра П, Миор С, Трико АК, Седраши С, Брантон Г. Систематический обзор для информирования клинической практики мировой организации здравоохранения (ВОЗ): преимущества и вреды игловой терапии для хронической первичной боли в пояснице у взрослых. 13. Guzmán-Pavón MJ, Torres-Costoso AI, Cavero-Redondo I, Reina-Gutiérrez S, Lorenzo-García P, Álvarez-Bueno C.</w:t>
+        <w:t>СМИТ Е, Хой ДГ, Крос М, Вос Т, Нагави М, Букбиндер Р, Вулф АД, март L. Глобальное бремя других мышечно-скелетных расстройств: оценки из исследования Global Burden of Disease 2010. Глобальные оценки потребности в реабилитации на основе исследования Global Burden of Disease 2019: систематический анализ для исследования Global Burden of Disease 2019. The Lancet. 2020;396(10267):200617. 2024 (цитированный в 2025 г. 13 апреля). Доступный с: https:// versu sarth ritis.org/ about-arthitis/ data- and-statistics/ the- state- of- muscular loss- lethal- health/ 4. Всемирная организация здравоохранения. Лам С, Франсио ВТ, Густафсон К, Каролл М, Йорк А, Чадвик АЛ. Миофазциальная боль - главный фактор мышечной и скелетной боли. Лучшая практика Резолюции клинических заболеваний. 2024;21:101944. 6. Тантантип А, Чанг КВ. Миофазциальный болевой синдром. Европа ПМК. 2023 7. Babatunde OO, Jordan JL, Van der Windt DA, Hill JC, Foster NE, Protheroe J. Эффективные варианты лечения мышечно-скелетной боли в первичной медицинской помощи: систематический обзор текущих доказательств. PLoS ONE. 2017;12(6):e0178621. 8. Mansfield CJ, Vanetten L, Willy R, Di Stasi S, Magnussen R, Briggs М. Влияние игловой терапии на производство мышечной силы: систематический обзор и метаанализ. J Orthop Sports Phys Ther. 2019;49(3):15470. 9. Американская ассоциация физической терапии, Американская ассоциация физической терапии. Описание сухой игловой терапии в клинической практике: учебный ресурс. Александрия: Американская ассоциация физической терапии. 2013. 10. Ван Хал М, Дайдик АМ, Зеленый М. Акупунктура. Национальная библиотека медицины. 2023. Доступная с https://www.ncbi.nlm.nih.gov/books/ NBK53 2287/ 11. Мао Х, Хе Х, Динг Дж. Эффективность лазерной акупунктуры для лечения хронической боли в пояснице: систематический обзор и метаанализ. 12. Ю Х, Ван Д, Вервилл Л, Саутерст Д, Буссиерс А, Гросс ДП, Перейра П, Миор С, Трико АК, Седраши С, Брантон Г. Систематический обзор для информирования клинической практики мировой организации здравоохранения (ВОЗ): преимущества и вреды игловой терапии для хронической первичной боли в пояснице у взрослых. 13. Guzmán-Pavón MJ, Torres-Costoso AI, Cavero-Redondo I, Reina-Gutiérrez S, Lorenzo-García Р, Álvarez-Bueno С.</w:t>
       </w:r>
     </w:p>
     <w:p>
@@ -580,7 +580,7 @@
         <w:jc w:val="both"/>
       </w:pPr>
       <w:r>
-        <w:t>Миофазциальные триггерные точки: систематический обзор и метаанализ. Журнал терапии работы тела и движения. J Bodyw Mov Ther. 2024. 14. La Touche R, Goddard G, De-la-Hoz JL, Wang K, Paris-Germany A, Angulo- Díaz-Parreño S, Mesa J, Hernández M. Акупунктура при лечении боли при временно-мандибулярных расстройствах: систематический обзор и метаанализ рандомизированных контролируемых испытаний. Эффективность комбинирования акупункции и физической терапии для лечения пациентов с замороженным плечом: систематический обзор и метаанализ. Эффективность и безопасность терапии иглоукалыванием для жесткого шеи: систематический обзор и метаанализ. Сухой игол эффективен для лечения боли в локте или фашита? обновленный систематический обзор и мета-анализ. Боль Мед. 2021;22(7): 163041. 18. Джишун Ж, Миттлман М. Акупунктура: прошлое, настоящее и будущее. Glob Adv Health Med. 2014;3(4): 68. 19. Ke SX. Принципы здоровья, болезней и лечения ключевые концепции из "Желтого императора" Классики внутренней медицины. Abbaszadeh-Amirdehi M, Ansari NN, Naghdi S, Olyaei G, Nourbakhsh MR. Терапевтические эффекты сухой иглы у пациентов с верхней трапезией миофаз. Продолжительные изменения в процессе обработки головного мозга человека после тренировки RIII-feedback для улучшения ингибиции снижающейся боли. Неврообразование. 2023;1(283):120432. 23. Чжоу ЛУ, Хсиэ ЮЛ, Чэн ХС, Хон ЧЗ, Kao MJ, Хан ТИ. Удаленная терапевтическая эффективность иглоукалывания в лечении миофазциальной триггерной точки верхней трапезной мышцы. АМ Ж Физ Мед Реабилитация. 2011;90(12):103649. 24. Чэн Л, Гу Т, Чжан С, Смит ПП, Фэн Б. Блокирование периферического привода от колоректальных афферентов субкилогерцовой стимуляцией корневых ганглионов. Боль. 2022;163(4):66581. 25. Местные терминалы кожевых нервов и ответные клетки мастовых клеток на ручную иглоукалывание в области акупункта LI4 у крыс. J Chem Neuroanat. 2015;1(68):1421. 26. Bron C, Dommerholt JD. Этиология миофасциальных триггерных точек. Curr Pain Headache Rep. 2012;16:43944. 27. Squire JM. Сокращение мышц: история скользящих волокон, динамика саркомеров и два Хаксли. Глобальная научная практика кардиола. 2016;2016(2):e201611. 28. Доммерхолт J, Брон C, Франссен J. Миофазциальные триггерные точки: проверка на основании доказательств. J Man Manip Ther. 2006;14(4):20321. 29. Шах JP. Открытие биохимической среды миофасциальных точек спускового действия с помощью микродиализа in vivo. J Musculoskelet Pain. 2008;16(12):1720. 30. Perreault T, Dunning J, Butts R. Местная реакция на затягивание во время сухого затягивания точек спускового действия: необходимо ли это для успешных результатов? J Bodyw Mov Ther. 2017;21(4):9407. 31. Lv Q, Wu F, Gan X, Ян (Yang) X, Zhou L, Chen J, He Y, Zhang R, Zhu B, Liu L. Участие снижающейся ингибиторной системы боли в электроакупункции-индуцированной анальгетике. Практика боли. 2014;14(7):65667. 33. Кэгни Б, Девитте V, Барбе Т, Тиммерманс Ф, Делрю Н, Мэйус М. Физиологические эффекты сухой иглы. Невробиологические механизмы иглоукалывания для некоторых распространенных заболеваний: с точки зрения клиника. J Acupunct меридиан Stud. 2014;7(3):10514. 36. Миофазциальные триггерные точки: перевод молекулярной теории в ручную терапию.</w:t>
+        <w:t>Миофазциальные триггерные точки: систематический обзор и метаанализ. Журнал терапии работы тела и движения. J Bodyw Mov Ther. 2024. 14. La Touche R, Goddard G, De-la-Hoz JL, Wang К, Paris-Germany А, Angulo- Díaz-Parreño S, Mesa J, Hernández М. Акупунктура при лечении боли при временно-мандибулярных расстройствах: систематический обзор и метаанализ рандомизированных контролируемых испытаний. Эффективность комбинирования акупункции и физической терапии для лечения пациентов с замороженным плечом: систематический обзор и метаанализ. Эффективность и безопасность терапии иглоукалыванием для жесткого шеи: систематический обзор и метаанализ. Сухой игол эффективен для лечения боли в локте или фашита? обновленный систематический обзор и мета-анализ. Боль Мед. 2021;22(7): 163041. 18. Джишун Ж, Миттлман М. Акупунктура: прошлое, настоящее и будущее. Glob Adv Health Med. 2014;3(4): 68. 19. Ke SX. Принципы здоровья, болезней и лечения ключевые концепции из "Желтого императора" Классики внутренней медицины. Abbaszadeh-Amirdehi М, Ansari NN, Naghdi S, Olyaei G, Nourbakhsh MR. Терапевтические эффекты сухой иглы у пациентов с верхней трапезией миофаз. Продолжительные изменения в процессе обработки головного мозга человека после тренировки RIII-feedback для улучшения ингибиции снижающейся боли. Неврообразование. 2023;1(283):120432. 23. Чжоу ЛУ, Хсиэ ЮЛ, Чэн ХС, Хон ЧЗ, Kao MJ, Хан ТИ. Удаленная терапевтическая эффективность иглоукалывания в лечении миофазциальной триггерной точки верхней трапезной мышцы. АМ Ж Физ Мед Реабилитация. 2011;90(12):103649. 24. Чэн Л, Гу Т, Чжан С, Смит ПП, Фэн Б. Блокирование периферического привода от колоректальных афферентов субкилогерцовой стимуляцией корневых ганглионов. Боль. 2022;163(4):66581. 25. Местные терминалы кожевых нервов и ответные клетки мастовых клеток на ручную иглоукалывание в области акупункта LI4 у крыс. J Chem Neuroanat. 2015;1(68):1421. 26. Bron С, Dommerholt JD. Этиология миофасциальных триггерных точек. Curr Pain Headache Rep. 2012;16:43944. 27. Squire JM. Сокращение мышц: история скользящих волокон, динамика саркомеров и два Хаксли. Глобальная научная практика кардиола. 2016;2016(2):e201611. 28. Доммерхолт J, Брон С, Франссен J. Миофазциальные триггерные точки: проверка на основании доказательств. J Man Manip Ther. 2006;14(4):20321. 29. Шах JP. Открытие биохимической среды миофасциальных точек спускового действия с помощью микродиализа in vivo. J Musculoskelet Pain. 2008;16(12):1720. 30. Perreault Т, Dunning J, Butts R. Местная реакция на затягивание во время сухого затягивания точек спускового действия: необходимо ли это для успешных результатов? J Bodyw Mov Ther. 2017;21(4):9407. 31. Lv Q, Wu F, Gan Х, Ян (Yang) Х, Zhou L, Chen J, He У, Zhang R, Zhu В, Liu L. Участие снижающейся ингибиторной системы боли в электроакупункции-индуцированной анальгетике. Практика боли. 2014;14(7):65667. 33. Кэгни Б, Девитте V, Барбе Т, Тиммерманс Ф, Делрю Н, Мэйус М. Физиологические эффекты сухой иглы. Невробиологические механизмы иглоукалывания для некоторых распространенных заболеваний: с точки зрения клиника. J Acupunct меридиан Stud. 2014;7(3):10514. 36. Миофазциальные триггерные точки: перевод молекулярной теории в ручную терапию.</w:t>
       </w:r>
     </w:p>
     <w:p>
@@ -597,7 +597,7 @@
         <w:jc w:val="both"/>
       </w:pPr>
       <w:r>
-        <w:t>РД, Доммерхолт Дж, Шах Дж. Расширение интегрированной гипотезы Симонса о формировании триггерных точек. Bradnam L, Phty D. Клиническое рассуждение для западной иглоукалывания. Акупунктура в ручной терапии. Эдинбург: Черчилль Ливингстон. 2010. pp.17. 41. Zhang ZJ, Wang XM, McAlonan GM. Нейронная иглоукалывания единица: новая концепция для интерпретации эффектов и механизмов иглоукалывания. Механизмы иглоукалывания для клинически значимых долгосрочных эффектовпереосмысление и гипотеза. 2020;24(10):196878. 44. Капуано А, Куро Д, Руссо CD, Трингали Г, Поззоли Г, Трапани ГД, Наварра П. Ноцицептин (113) -NH2 ингибирует стимулируемое выделение пептида, связанного с геном кальцитонина, из первичных культур нейронов тригеминальных ганглий крысы. Цефальгия. 2007;27(8):86876. 45. Brain SD, Уильямс TJ, Tippins JR, Моррис HR, Макинтайр I. Кальцитониновый пептид, связанный с генами, является мощным вазодилататором. Природа. 1985;313(5997): 546. 46. Strobel WM, Lüscher TF, Simper D, Linder L, Haefeli WE. Акупунктура: высвобождение нейропептидов, вызванное электрической стимуляцией различных частот. Slim K, Nini E, Forestier D, Kwiatkowski F, Panis Y, Chipponi J. Методологический индекс для не рандомизированных исследований (недополненные): разработка и проверка нового инструмента. ANZ J Surg. 2003;73(9):7126. 50. Baethge C, Goldbeck-Wood S, Mertens S. SANRA 2019;4:17. 51. Купер ГМ. Клетка: молекулярный подход. Сундерланд: Sinauer Associates; 2000. п. 3. 52. Лунди-Экман, Л. Нейронаука на системном уровне. В: Нейронаука основы для реабилитации (4-е издание). Саундерс; 2013. п.102 53. Норрис CM. Управление спортивными травмами электронная книга: управление спортивными травмами электронная книга. Elsevier; 2011. 54. Rajmohan V, Mohandas EAST. Лимбическая система. Индийская Психиатрия. 2007;49(2):1329. 55. Кандель ЭР, Шварц JH, Джесселл TM, Сигельбаум S, Худспет AJ, Мак С, редакторы. Принципы нейронной науки. Нью-Йорк: МакГрау-Хилл; 2000. 56. Хаби ММ, Чапман Э, Кларк Р, Баррето J, Ревиз L, Лавис ДжН. Какие наилучшие методологии для быстрых обзоров исследовательских доказательств для принятия на основе доказательств решений в политике и практике здравоохранения: быстрый обзор. Health Res Policy Syst. 2016;14:12. 57. Wallace SS, Barak G, Truong G, Parker MW. Иерархия доказательств в медицинской литературе. Hosp Pediatr. 2022;12(8):74550. 58. Bryda EC. Сильная мышь: влияние грызунов на прогресс в биомедицинских исследованиях. Mo Med. 2013;110(3):207. 59. Zha M, Chaffee K, Alsarraj J. Триггерные инъекции и сухая игла могут быть эффективны в лечении миалгии, связанной с длительным синдромом COVID: отчет о случаях. J Med Case Rep. 2022;16(1):31.</w:t>
+        <w:t>РД, Доммерхолт Дж, Шах Дж. Расширение интегрированной гипотезы Симонса о формировании триггерных точек. Bradnam L, Phty D. Клиническое рассуждение для западной иглоукалывания. Акупунктура в ручной терапии. Эдинбург: Черчилль Ливингстон. 2010. pp.17. 41. Zhang ZJ, Wang XM, McAlonan GM. Нейронная иглоукалывания единица: новая концепция для интерпретации эффектов и механизмов иглоукалывания. Механизмы иглоукалывания для клинически значимых долгосрочных эффектовпереосмысление и гипотеза. 2020;24(10):196878. 44. Капуано А, Куро Д, Руссо CD, Трингали Г, Поззоли Г, Трапани ГД, Наварра П. Ноцицептин (113) -NH2 ингибирует стимулируемое выделение пептида, связанного с геном кальцитонина, из первичных культур нейронов тригеминальных ганглий крысы. Цефальгия. 2007;27(8):86876. 45. Brain SD, Уильямс TJ, Tippins JR, Моррис HR, Макинтайр I. Кальцитониновый пептид, связанный с генами, является мощным вазодилататором. Природа. 1985;313(5997): 546. 46. Strobel WM, Lüscher TF, Simper D, Linder L, Haefeli WE. Акупунктура: высвобождение нейропептидов, вызванное электрической стимуляцией различных частот. Slim К, Nini Е, Forestier D, Kwiatkowski F, Panis У, Chipponi J. Методологический индекс для не рандомизированных исследований (недополненные): разработка и проверка нового инструмента. ANZ J Surg. 2003;73(9):7126. 50. Baethge С, Goldbeck-Wood S, Mertens S. SANRA 2019;4:17. 51. Купер ГМ. Клетка: молекулярный подход. Сундерланд: Sinauer Associates; 2000. п. 3. 52. Лунди-Экман, Л. Нейронаука на системном уровне. В: Нейронаука основы для реабилитации (4-е издание). Саундерс; 2013. п.102 53. Норрис CM. Управление спортивными травмами электронная книга: управление спортивными травмами электронная книга. Elsevier; 2011. 54. Rajmohan V, Mohandas EAST. Лимбическая система. Индийская Психиатрия. 2007;49(2):1329. 55. Кандель ЭР, Шварц JH, Джесселл TM, Сигельбаум S, Худспет AJ, Мак С, редакторы. Принципы нейронной науки. Нью-Йорк: МакГрау-Хилл; 2000. 56. Хаби ММ, Чапман Э, Кларк Р, Баррето J, Ревиз L, Лавис ДжН. Какие наилучшие методологии для быстрых обзоров исследовательских доказательств для принятия на основе доказательств решений в политике и практике здравоохранения: быстрый обзор. Health Res Policy Syst. 2016;14:12. 57. Wallace SS, Barak G, Truong G, Parker MW. Иерархия доказательств в медицинской литературе. Hosp Pediatr. 2022;12(8):74550. 58. Bryda EC. Сильная мышь: влияние грызунов на прогресс в биомедицинских исследованиях. Mo Med. 2013;110(3):207. 59. Zha М, Chaffee К, Alsarraj J. Триггерные инъекции и сухая игла могут быть эффективны в лечении миалгии, связанной с длительным синдромом COVID: отчет о случаях. J Med Case Rep. 2022;16(1):31.</w:t>
       </w:r>
     </w:p>
     <w:sectPr>

--- a/output/398d5642cc251cb7/book_ru.docx
+++ b/output/398d5642cc251cb7/book_ru.docx
@@ -4,36 +4,40 @@
   <w:body>
     <w:p>
       <w:pPr>
+        <w:spacing w:after="120"/>
+        <w:ind w:firstLine="0"/>
         <w:jc w:val="both"/>
       </w:pPr>
       <w:r>
-        <w:t>Инновации в акупунктуре и медицине (2025) 18:15 https://doi.org/10.1186/s44424-025-00015-1</w:t>
+        <w:t>Tong ﻿</w:t>
+        <w:br/>
+        <w:t>Innovations in акупунктура and Medicine (2025) 18:15</w:t>
+        <w:br/>
+        <w:t>https://doi.org/10.1186/s44424-025-00015-1</w:t>
+      </w:r>
+    </w:p>
+    <w:p>
+      <w:pPr>
+        <w:spacing w:after="120"/>
+        <w:ind w:firstLine="0"/>
+        <w:jc w:val="both"/>
+      </w:pPr>
+      <w:r>
+        <w:t>А Narrative Review of Effects and Underlying</w:t>
+        <w:br/>
+        <w:t>Mechanisms of Needling Therapy for Treating</w:t>
+        <w:br/>
+        <w:t>Myofascial Pain and Musculoskeletal Disorders</w:t>
       </w:r>
     </w:p>
     <w:p>
       <w:pPr>
         <w:pStyle w:val="Heading2"/>
+        <w:spacing w:before="200" w:after="80"/>
         <w:jc w:val="left"/>
       </w:pPr>
       <w:r>
-        <w:t>ОТВЕРЖДЕНИЕ Открытый доступ</w:t>
-      </w:r>
-    </w:p>
-    <w:p>
-      <w:pPr>
-        <w:jc w:val="both"/>
-      </w:pPr>
-      <w:r>
-        <w:t>Рассказный обзор эффектов и основных механизмов игловой терапии для лечения миофазциальной боли и мышечно-скелетных расстройств</w:t>
-      </w:r>
-    </w:p>
-    <w:p>
-      <w:pPr>
-        <w:pStyle w:val="Heading2"/>
-        <w:jc w:val="left"/>
-      </w:pPr>
-      <w:r>
-        <w:t>Чжук Минг Тонг1*</w:t>
+        <w:t>Cheuk Ming Tong1*</w:t>
       </w:r>
     </w:p>
     <w:p>
@@ -45,33 +49,46 @@
         <w:rPr>
           <w:b w:val="0"/>
         </w:rPr>
-        <w:t>*Корреспонденция: Cheuk Ming Tong cheukming.tong@nhs.net</w:t>
+        <w:t>*Correspondence:</w:t>
+        <w:br/>
+        <w:t>Cheuk Ming Tong</w:t>
+        <w:br/>
+        <w:t>cheukming.tong@nhs.net</w:t>
       </w:r>
     </w:p>
     <w:p>
       <w:pPr>
         <w:pStyle w:val="Heading2"/>
+        <w:spacing w:before="200" w:after="80"/>
         <w:jc w:val="left"/>
       </w:pPr>
       <w:r>
-        <w:t>Инновации в области акупунктуры и медицины</w:t>
+        <w:t>Innovations in акупунктура and Medicine</w:t>
       </w:r>
     </w:p>
     <w:p>
       <w:pPr>
         <w:pStyle w:val="Heading2"/>
+        <w:spacing w:before="200" w:after="80"/>
         <w:jc w:val="left"/>
       </w:pPr>
       <w:r>
-        <w:t>Резюме</w:t>
+        <w:t>Abstract</w:t>
       </w:r>
     </w:p>
     <w:p>
       <w:pPr>
+        <w:spacing w:after="120"/>
+        <w:ind w:firstLine="0"/>
         <w:jc w:val="both"/>
       </w:pPr>
       <w:r>
-        <w:t>Настоящий обзор направлен на обобщение эффектов и основных механизмов иглотерапии (НТ) при лечении боли в миофассах и расстройств мышечной и скелетной системы (МСК) путем классификации эффектов НТ в соответствии с различными анатомическими уровнями организма человека и объединения каждого эффекта с конкретным механизмом. Акупунктура, первая форма НТ, существует уже 3000 лет и практикуется традиционной китайской медициной (TCA); однако, ее механизм трудно подтвердить современной наукой, поскольку она включает ци (ци (Qi)), Инь и Ян (Инь (Yin) &amp; Ян (Yang)) и меридианы все обширные понятия, которые трудно интерпретировать Западом и современной наукой. Сухая игла (сухое иглоукалывание (DN)), другая форма NT, появившаяся на Западе в двадцатом веке, не была четко рассмотрена в отношении ее механизмов. Учитывая, что Акупунктура возникла на Востоке, а Акупунктура возникла на Западе, систематическими обзорами и метаанализами доказана ее эффективность в лечении расстройств НТа (главный фактор инвалидности в мире, как определено Всемирной организацией здравоохранения), и что многие расстройства НТа возникают из-за миофасальной боли, механизмы в современной научной терминологии могут предоставить практикующим более четкое клиническое обоснование для обоснования их лечения с использованием NT для лечения боли в миофассе и расстройств опорно-двигательный аппарат (MSK). В этом обзоре были обобщены 4 основных эффекта в соответствии с различными анатомическими уровнями организма человека, приписываемыми NT: миофазциальный эффект, супраспинальный эффект, позвоночный эффект и локальный эффект. Механизмы, ответственные за каждое из этих эффектов, соответственно, подавляют активность двигательной конечной пластины, снижают механизм ингибирования, механизм управления воротами и аксонный рефлекс.</w:t>
+        <w:t>This review aims to summarise the effects and underlying mechanisms of needling therapy (NT) in the treatment of myofascial pain and musculoskeletal (опорно-двигательный аппарат (MSK)) disorders. This review aims doing so by categorising NT effects according to different anatomic levels of the human body and linking each effect to the specific mechanism. акупунктура, the first form of NT, has existed for 3000 years and been practised by Traditional Chinese Medicine (TCA); however, its mechanism is hard to be validated by modern science as it involves “ци (Qi)”, “Инь (Инь) &amp; Ян (Ян)” and “меридианы”—all the ambiguous concepts which are hard to be interpreted by the West and modern science. Dry needling (сухое иглоукалывание (DN)), another form of NT, which emerged in the West in the twentieth century, has not well been explicitly reviewed for its mechanisms. Given that NT—акупунктура originated in the East and сухое иглоукалывание (DN) originated in the West—has been proven by systematic reviews and meta-analyses for its effectiveness to treat опорно-двигательный аппарат (MSK) disorders (world’s major disability contributor as defined by World Health Organization) and that many опорно-двигательный аппарат (MSK) disorders are caused by myofascial pain, а summary of NT effects and mechanisms in modern scientific terminology can provide practitioners with clearer clinical reasoning to justify their treatment using NT to treat myofascial pain and опорно-двигательный аппарат (MSK) disorders. This review summarised 4 main effects according to different anatomic levels of the human body attributed to NT. They are myofascial effect, supraspinal effect, spinal effect and local effect. The mechanisms responsible for each of these effects, respectively, are supressing motor end plate activity, descending inhibition mechanism, control gate mechanism and axon reflex. Keywords Needling therapy, акупунктура, Dry needling, Myofascial pain, Musculoskeletal disorders, Mechanisms, Effects</w:t>
+      </w:r>
+    </w:p>
+    <w:p>
+      <w:r>
+        <w:br w:type="page"/>
       </w:r>
     </w:p>
     <w:p>
@@ -88,516 +105,724 @@
     <w:p>
       <w:pPr>
         <w:pStyle w:val="Heading2"/>
+        <w:spacing w:before="200" w:after="80"/>
         <w:jc w:val="left"/>
       </w:pPr>
       <w:r>
-        <w:t>1 Введение Мышечно-скелетные расстройства (МСК) определяются</w:t>
+        <w:t>1 Introduction Musculoskeletal (опорно-двигательный аппарат</w:t>
       </w:r>
     </w:p>
     <w:p>
       <w:pPr>
+        <w:spacing w:after="120"/>
+        <w:ind w:firstLine="0"/>
         <w:jc w:val="both"/>
       </w:pPr>
       <w:r>
-        <w:t>как состояния, которые остро и хронически влияют на мышцы, связки, сухожилия, кости и нервы [1]. Данные от Global Burden of Disease показывают, что расстройства МСК являются наиболее распространенной категорией проблем со здоровьем, затрагивающих почти 1,71 миллиарда человек во всем мире [2]. В Соединенном Королевстве почти треть населения страдает от расстройств МСК [3]. Всемирная организация здравоохранения определила расстройства МСК в качестве ведущего фактора инвалидности во всем мире [4]. В то время как наиболее распространенными расстройствами МСК являются боли в пояснице [4], 85% боли в пояснице вызваны миофасциальной болью [5], а боль в миофасциальной области составляет 3085% других различных расстройств МСК [6]. [7] показало, что терапия упражнениями, психосоциальные интервенции и фармакологические методы лечения эффективны при лечении расстройств МСК.</w:t>
+        <w:t>(MSK)) disorders are defined as conditions affecting muscles, ligaments, tendons, bones and nerves acutely and chronically [1]. Data from the Global Burden of Disease shows that опорно-двигательный аппарат (MSK) disorders are the most prevalent category of health issue affecting nearly 1.71 billion people worldwide [2]. In the United Kingdom, almost one third of the population suffer from опорно-двигательный аппарат (MSK) disorders [3]. The World Health Organization has defined опорно-двигательный аппарат (MSK) disorders as the leading contributor to disability worldwide [4]. While the most prevalent опорно-двигательный аппарат (MSK) disorders is low back pain [4], 85% of low back pain is caused by myofascial pain [5], and myofascial pain accounts for 30–85% of other different опорно-двигательный аппарат (MSK) disorders [6]. А systematic review conducted by Babatunde et al. [7] has shown that exercise therapy, psychosocial interventions and pharmacological treatments are effective to treat опорно-двигательный аппарат (MSK) disorders. However, these commonly</w:t>
       </w:r>
     </w:p>
     <w:p>
       <w:pPr>
+        <w:spacing w:after="120"/>
+        <w:ind w:firstLine="0"/>
         <w:jc w:val="both"/>
       </w:pPr>
       <w:r>
-        <w:t>Таким образом, терапия иглами (НТ) начинает приобретать популярность как новый метод лечения расстройств МСК из-за растущих доказательств, подтверждающих ее эффективность. NT - это общий термин для любого метода, включающего в себя использование игрок, вставляемых в мягкую ткань для лечения боли и заболеваний МСК [8]. В то время как DT определяется Американской ассоциацией физической терапии (APTA) как квалифицированное вмешательство, включающее использование филиформы для проникновения в кожу для стимулирования основных миофассиальных точек, мышечных и соединительных тканей для лечения боли и нарушений движения опорно-двигательный аппарат (MSK) [9], акупунктура (переводится как проникновение иглы) определяется в ТКМ как использование небольших игл, вставленных в конкретные точки тела (точки аккупоинтов) для лечения проблем организма [10]. Два систематических обзора показали эффективность</w:t>
+        <w:t>practised modalities appear to be insufficient to lower the high prevalence of опорно-двигательный аппарат (MSK) disorders. Needling therapy (NT), therefore, starts to gain its popularity as а new modality to treat опорно-двигательный аппарат (MSK) disorders due to growing evidence to prove its efficacy. NT is an umbrella term for any modality involving the use of needles inserting into the soft tissue to treat опорно-двигательный аппарат (MSK) pain and conditions [8]. There are two common forms of NT: акупунктура and dry needling (DT). While DT is defined by the American Physical Therapy Association (APTA) as а skilled intervention involving the use of а filiform needle to penetrate the skin to stimulate underlying myofascial points, muscular and connective tissues to treat опорно-двигательный аппарат (MSK) pain and movement impairments [9], акупунктура (translated as needle penetration) is defined in традиционная китайская медицина (ТКМ) as the use of small needles inserted into the specific points of the body (acupoints points) to treat bodily problems [10]. Two systematic reviews have shown effectiveness</w:t>
+      </w:r>
+    </w:p>
+    <w:p>
+      <w:r>
+        <w:br w:type="page"/>
       </w:r>
     </w:p>
     <w:p>
       <w:pPr>
+        <w:spacing w:after="120"/>
+        <w:ind w:firstLine="0"/>
         <w:jc w:val="both"/>
       </w:pPr>
       <w:r>
-        <w:t>Один системный обзор и метаанализ показали эффективность НТ в сочетании с растяжкой для лечения миофасциальных триггерных точек (ТРП) [13]. Другие систематические обзоры и метаанализы также показали эффективность НТ в лечении временно-мандибулярного расстройства [14], замороженного плеча [15], жесткого шеи [16] и травенного фашита [17]. Эти современные доказательства, доказанные на Западе, демонстрируют эффективность НТ в лечении расстройств МСК, и первая форма НТакупунктуры фактически практиковалась на Востоке почти 3000 лет [18]. Это книга, написанная около 2000 лет назад в династии Хан и являющаяся основной доктриной традиционной китайской медицины [19]. Основной механизм иглоукалывания, согласно книге, состоит в том, чтобы сбалансировать Инь (Yin) и Ян (Yang) человеческого тела для восстановления внутренней гармонии. Инь (Yin) и Ян (Yang) являются важными противоположными понятиями в ТКМ. В то время как Инь (Yin) символизирует женщину, холод, тишина и т. д., Ян (Yang) символизирует мужчину, тепло, движение и т. д. Человеческое тело имеет 20 меридианных каналов, где содержится ци (ци (Qi)) для потока. ци (ци (Qi)), еще одна важная концепция в ТКМ, может быть переведена как vitale energy. В то время как ци (ци (Qi)) протекает через меридианные каналы, а blood протекает через кровеносные сосуды. Поскольку Йин и Янг должны быть хорошо сбалансированы в организме человека для достижения внутренней гармонии, все боли и состояния организма возникают после того, как организм человека теряет внутреннюю гармонию (т. е. Йин и Янг не сбалансированы), а акупунктура работает путем модуляции Янг в организме человека для достижения внутренней гармонии. Однако механизм иглоукалывания, объясненный ТКМ, все зависит от ци (ци (Qi)). Без доказательства существования ци (ци (Qi)), вся теория не выдерживается. К сожалению, спустя 2000 лет ци (ци (Qi)) все еще не доказана. Таким образом, эта теория, вероятно, не будет принята в современной литературе.В результате, механизмы, стоящие за НТ, включая иглоукалывание, объясненные в современной научной терминологии, должны быть изучены, чтобы обосновать его использование. Кроме того, за последние 20 лет НТ приобрела популярность для лечения миофаз. боли и расстройств МСК [20]; однако, никакие единые теории и механизмы не были хорошо рассмотрены и задокументированы в современной литературе. Данный обзор является первым исследованием, направленным на обобщение и классификацию эффектов НТ в соответствии с различными анатомическими уровнями организма человека и связь каждого эффекта с конкретным основным механизмом лечения миофасальной боли.</w:t>
+        <w:t>of NT to treat low back pain (LBP) [11, 12]. One systematic review and meta-analysis has shown effectiveness of NT combined with stretching to treat myofascial trigger points (TrP) [13]. Other systematic reviews and metaanalyses have also shown effectiveness of NT to treat temporomandibular disorder [14], frozen shoulder [15], stiff neck [16] and plantar fasciitis [17]. These modern evidences proven in the West demonstrate the effectiveness of NT to treat опорно-двигательный аппарат (MSK) disorders, and the first form of NT—акупунктура—actually has been practised in the East for almost 3000 years [18]. The first documentation of акупунктура was in “Nuangdi Neijing”, which is translated as “the Inner Canon of the Yellow Emperor”. It was а book written in about 2000 years ago in the Han Dynasty and is the fundamental doctrine for traditional Chinese Medicine (традиционная китайская медицина (ТКМ)) [19]. This book has documented the mechanism of акупунктура to explain how it works to treat all bodily pains and conditions. The underlying mechanism of акупунктура, according to the book, is to balance the “Инь (Инь)” and “Ян (Ян)” of а human body to restore internal harmony. “Инь (Инь)” and “Ян (Ян)” are both important opposing concepts in традиционная китайская медицина (ТКМ). While “Инь (Инь)” symbolises female, cold, quiet, etc., “Ян (Ян)” symbolises male, warm, movement, etc. The human body has 20 меридиан каналы, where contain “ци (Qi)” to flow. “ци (Qi)”, another important concept in традиционная китайская медицина (ТКМ), can be translated as “vital energy”. While “ци (Qi)” flows through the меридиан каналы, and “blood” flows through the blood vessels. Blood contributes to “Инь (Инь)”, and “ци (Qi)” contributes to “Ян (Ян)”. акупунктура has an effect on “Ян (Ян)”. Since “Инь (Инь)” and “Ян (Ян)” has to be balanced well in the human body to achieve internal harmony, all bodily pains and conditions occur once human body loses internal harmony (i.е., “Инь (Инь)” and “Ян (Ян)” are not balanced), and акупунктура works by modulating “Ян (Ян)” in the human body to achieve internal harmony. Once internal harmony is achieved, all diseases are gone (Fig. 1). However, the mechanism of акупунктура explained by традиционная китайская медицина (ТКМ) all depends on “ци (Qi)”. Without the proof of the existence of “ци (Qi)”, the whole theory does not stand. Unfortunately, 2000 years later, “ци (Qi)” still has not been proven yet. This theory, therefore, is not likely to be accepted in the current literature. As а result, the mechanisms behind NT including акупунктура explained in modern scientific terminology need to be explored to justify the use of it. In addition, NT has grown in popularity over the last 20 years to treat myofascial pain and опорно-двигательный аппарат (MSK) disorders [20]; however, no unified theories and mechanisms have well been reviewed and documented in the current literature—most of them are rather equivocal. This review is the first study aiming to summarise and categorise NT effects according to different anatomic levels of the human body and to link each effect to the specific underlying mechanism to treat myofascial pain</w:t>
       </w:r>
     </w:p>
     <w:p>
       <w:pPr>
+        <w:spacing w:after="120"/>
+        <w:ind w:firstLine="0"/>
         <w:jc w:val="both"/>
       </w:pPr>
       <w:r>
-        <w:t>Термины эффект и механизм связаны причинно-следственными отношениями, поэтому объединяя их, это может дать практикующим более четкое клиническое обоснование для обоснования их лечения с использованием NT для лечения миофасциальной боли и расстройств опорно-двигательный аппарат (MSK).</w:t>
+        <w:t>and опорно-двигательный аппарат (MSK) disorders. The terms “effect” and “mechanism” are</w:t>
+        <w:br/>
+        <w:t>causally related, so by unifying them, it can provide practitioners with clearer clinical reasoning to justify their treatment using NT to treat myofascial pain and опорно-двигательный аппарат (MSK) disorders.</w:t>
       </w:r>
     </w:p>
     <w:p>
       <w:pPr>
-        <w:jc w:val="center"/>
-      </w:pPr>
-      <w:r>
-        <w:rPr>
-          <w:i/>
-        </w:rPr>
-        <w:t>Рисунок 1 Состояние внутренней гармонии с понятием инь и ян согласно ТКМ</w:t>
-      </w:r>
-    </w:p>
-    <w:p>
-      <w:pPr>
+        <w:spacing w:after="120"/>
+        <w:ind w:firstLine="0"/>
         <w:jc w:val="both"/>
       </w:pPr>
       <w:r>
-        <w:t>2 методы Методика нарративного обзора была принята для проведения данного обзора, поскольку охват данного исследования является пограничной темой с намерением синтезировать и обобщить существующую литературу по эффектам и механизмам НТ (акупунктура и сухое иглоукалывание) для лечения более широкой популяции заболеваний, которые являются миофазными. Аин и опорно-двигательный аппарат (MSK) расстройства. Для выявления потенциальных исследований были проведены поиски в четырех электронных базах данных (AMED, CLINAL, Cochrane Library и Medline). Три основные темы, включающие стратегию поиска, были определены (условия, вмешательства и эффекты/механизмы). Синонимы и слова аналогичных понятий в каждой теме были связаны с помощью бульского оператора OR. Подробная стратегия поиска была перечислена в приложении 1. Критерии исключения были двойные исследования, исследования без полного текста, не на английском языке и проведенные до 2005 года, и исследования с недоступными ссылками. Кроме того, данный обзор интересует только НТ, который не включает в себя инъекцию вещества; поэтому также исключены любые исследования, посвященные мокрой иглы.</w:t>
-      </w:r>
-    </w:p>
-    <w:p>
-      <w:pPr>
-        <w:jc w:val="both"/>
-      </w:pPr>
-      <w:r>
-        <w:t>В результате исследований было выявлено, что НТ-инфекции или механизмы для лечения боли в миофассе или расстройств МСК. В общей сложности было выявлено 27 исследований (Фиг. 2), включая 1 рандомизированное контрольное исследование (RCT) [21], 4 нерандомизированные контрольные исследования (NRCT) [2225], 11 нарративных обзоров [2636], 6 теоретических статей [3742], 1 наблюдаемое исследование [43], 3 других экспериментальных исследований [4446] и 1 экспертное мнение [47]. Центр медицины на основе доказательств (CEBM)</w:t>
-      </w:r>
-    </w:p>
-    <w:p>
-      <w:pPr>
-        <w:jc w:val="center"/>
-      </w:pPr>
-      <w:r>
-        <w:rPr>
-          <w:i/>
-        </w:rPr>
-        <w:t>Рисунок 2 Диаграмма потока экрана исследования</w:t>
-      </w:r>
-    </w:p>
-    <w:p>
-      <w:pPr>
-        <w:jc w:val="center"/>
-      </w:pPr>
-      <w:r>
-        <w:rPr>
-          <w:i/>
-        </w:rPr>
-        <w:t>Рисунок 3 Патофизиология ТРП</w:t>
-      </w:r>
-    </w:p>
-    <w:p>
-      <w:pPr>
-        <w:jc w:val="both"/>
-      </w:pPr>
-      <w:r>
-        <w:t>Для оценки идентифицированных исследований РКТ был применен лист критической оценки РКТ [48]; для оценки идентифицированных исследований НКТ был применен инструмент методологических пунктов для нерандомизированных исследований (MINORS); для оценки идентифицированных исследований НКТ были применены шкалы оценки статей нарративного обзора (SARN) для оценки идентифицированных нарративных обзоров [50]. Результаты оценки приведены в приложении 24.</w:t>
+        <w:t>Fig. 1  State of internal harmony with concept of Инь (Инь) and Ян (Ян)</w:t>
+        <w:br/>
+        <w:t>according to традиционная китайская медицина (ТКМ)</w:t>
       </w:r>
     </w:p>
     <w:p>
       <w:pPr>
         <w:pStyle w:val="Heading2"/>
+        <w:spacing w:before="200" w:after="80"/>
         <w:jc w:val="left"/>
       </w:pPr>
       <w:r>
-        <w:t>3 Четыре основных эффекта и основные механизмы терапии иглами</w:t>
+        <w:t>2 Methods The methodology of narrative review was adopted for</w:t>
       </w:r>
     </w:p>
     <w:p>
       <w:pPr>
+        <w:spacing w:after="120"/>
+        <w:ind w:firstLine="0"/>
         <w:jc w:val="both"/>
       </w:pPr>
       <w:r>
-        <w:t>3.1 Миофазциальный эффект и подавление активности двигательной конечной пластины Одним из основных эффектов, приписываемых NT в лечении боли опорно-двигательный аппарат (MSK), является миофазциальный эффект, который, как следует из названия, происходит на миофазциальном уровне организма человека. Чтобы понять, как НТ производит этот эффект, необходимо сначала ввести и понять патофизиологию ТРП (рис. 3). Дисфункция двигательной конечной плиты приводит к</w:t>
+        <w:t>the conduction of this review as the scope of this study is of а border topic with an intention of synthesising and summarising the current literature on effects and mechanisms of NT (акупунктура and dry needling) for treating wider population of conditions which are myofascial pain and опорно-двигательный аппарат (MSK) disorders. Four electronic databases (AMED, CLINAL, Cochrane Library and Medline) were searched to identify the potential studies. External potential studies were also identified through manual searching of citation from the included studies. Three main themes comprising the search strategy were defined (conditions, interventions and effects/mechanisms). Synonyms and words of similar concepts in each theme were connected using Boolean operator “OR”. The final search sequence was then created by connecting each theme with Boolean operators (“AND”). Detailed search strategy was listed in appendix 1. Exclusion criteria were duplicate studies, without full text, not in English and conducted before 2005 and studies with non-available references. In addition, this review is only interested in NT that does not involve injection of substance; therefore, any studies focus on wet needling were also excluded. The search years were from 2005 to 2025 (manual citation search not limited to years). Studies were not limited to RCTs, systematic systematic</w:t>
+      </w:r>
+    </w:p>
+    <w:p>
+      <w:r>
+        <w:br w:type="page"/>
       </w:r>
     </w:p>
     <w:p>
       <w:pPr>
-        <w:jc w:val="center"/>
-      </w:pPr>
-      <w:r>
-        <w:rPr>
-          <w:i/>
-        </w:rPr>
-        <w:t>Рисунок 4 Недействительная активность двигательной конечной пластины</w:t>
-      </w:r>
-    </w:p>
-    <w:p>
-      <w:pPr>
-        <w:jc w:val="center"/>
-      </w:pPr>
-      <w:r>
-        <w:rPr>
-          <w:i/>
-        </w:rPr>
-        <w:t>Рисунок 5 Теория скользящего филамента мышц актин и филамент миозина</w:t>
-      </w:r>
-    </w:p>
-    <w:p>
-      <w:pPr>
-        <w:jc w:val="center"/>
-      </w:pPr>
-      <w:r>
-        <w:rPr>
-          <w:i/>
-        </w:rPr>
-        <w:t>Рисунок 6 Теория скользящих мышц актин миозиновый перекрестный мост</w:t>
-      </w:r>
-    </w:p>
-    <w:p>
-      <w:pPr>
+        <w:spacing w:after="120"/>
+        <w:ind w:firstLine="0"/>
         <w:jc w:val="both"/>
       </w:pPr>
       <w:r>
-        <w:t>чрезмерное высвобождение ацетилхолина (ACh), который является виновником образования ТРП [38] (рисунок 4). Как только происходит связывание, кальций высвобождается из саркоплазматического ретикула (SR) и прикрепляется к тропонину, чтобы выявить миозинные места связывания актина, чтобы миозинная головка могла связываться с актином, образуя перекрестный мост. Сдвижение между актин-миозиновыми волокнами может затем сблизить две соседние линии Z, сокращая саркомер. Этот механизм сдвига известен как теория сдвига филамента мышц [27, 51] (Фиг. 5, 6).</w:t>
-      </w:r>
-    </w:p>
-    <w:p>
-      <w:pPr>
-        <w:jc w:val="center"/>
-      </w:pPr>
-      <w:r>
-        <w:rPr>
-          <w:i/>
-        </w:rPr>
-        <w:t>Рисунок 7 Разрыв завистливого циклауменьшение высвобождения ACh на конечной пластине двигателя</w:t>
-      </w:r>
-    </w:p>
-    <w:p>
-      <w:pPr>
-        <w:jc w:val="both"/>
-      </w:pPr>
-      <w:r>
-        <w:t>В результате серкомер уменьшается, что приводит к длительному сокращению мышечных волокон. В конечном итоге образуются узлы сокращения (т.е. ТРП) [43] (рис. 4). Устойчивое сокращение мышечных волокон не только повышает потребность в метаболизме, но и может вызвать ишемию [28, 29]. ATP необходим для высвобождения миозиновой головки от связывания с актином, чтобы сломать перекрестный мост в соответствии с теорией мышечного скользящего нити [51], поэтому отсутствие ATP означает, что перекрестные мосты формируются постоянно. До тех пор, пока происходит формирование перекрестного моста, восстановление Ca2 + обратно в SR останавливается, поскольку для формирования перекрестного моста требуется Ca2 +; следовательно, постоянное формирование перекрестного моста приводит к сокращению саркомера и устойчивому сокращению мышечных волокон, в конечном итоге образуя ТРП [43]. NT работает, нарушая этот завистливый цикл (рис. 7). Это называется эффектом миофасциального действия. Существуют три подмеханизма, которые объясняют, как работает эффект миофасциального действия. Во-первых, NT может подавлять активность двигательной конечной пластины (т.е. истощение уровня ACh) [21, 30]. Было обнаружено, что этот эффект подавления более выражен при применении быстрой сухой иглы для вызова нескольких реакций на боковые притягивания (LTR).</w:t>
-      </w:r>
-    </w:p>
-    <w:p>
-      <w:pPr>
-        <w:jc w:val="both"/>
-      </w:pPr>
-      <w:r>
-        <w:t>С другой стороны, NT может снизить уровень пептида, связанного с генами кальцитонина (CGRP). Шах и др. [29] обнаружили, что уровень CGRP значительно снизился в группе вмешательства после лечения сухой иглой с помощью LTR. CGRP - это невропептид, высвобождаемый из нейронов ноцицепторов, когда они деполяризируются [38, 44], и обнаруживается значительно увеличенным в количестве вблизи участков ТРП [29]. Снижение уровня CGRP может, следовательно, уменьшить количество ACh, высвобождаемого в конечной пластине двигателя, тем самым высвобождая плотное узло. Вблизи места введения иглы создается местная циркуляция, что облегчает эффект отмывания для CGRP, что, в свою очередь, может снизить количество ACh в конечной пластине двигателя, чтобы освободить плотное узло [29, 30].</w:t>
-      </w:r>
-    </w:p>
-    <w:p>
-      <w:pPr>
-        <w:jc w:val="both"/>
-      </w:pPr>
-      <w:r>
-        <w:t>Второй эффект, приписываемый NT при лечении боли в опорно-двигательный аппарат (MSK), является эффект над спиной (Фиг. 8).</w:t>
-      </w:r>
-    </w:p>
-    <w:p>
-      <w:pPr>
-        <w:jc w:val="both"/>
-      </w:pPr>
-      <w:r>
-        <w:t>в организме человека, и снижающаяся ингибиторная система является основным механизмом. Хан [47] обнаружил, что существует связь между акупунктурной анальгетией и высвобождением опиоидов в центральной нервной системе. Снижающаяся ингибиционная система - это нейронный путь, исходящий из мозга (супраспинально), который посылает сигнал вниз и вдоль спинного мозга для модуляции боли [22]. Ноцицептивный вход путешествует вдоль спиноталамического тракта, поднимаясь в сенсорную кору для восприятия боли. Существуют две сенсорные волокна, образующие спиноталамический тракт, воспринимающие ноцицептивные сигналы: 1) А-дельта (Аδ) и С-волокна. Поэтому любые ноцицептивные входы низкой интенсивности стимулируют С- волокна. С точки зрения миелинизации и скорости проводимости, волокна Aδ умеренно миелинизируются с скоростью проводимости от 1 до 4 м/с; волокна С не миелинизируются с максимальной скоростью проводимости менее 1 м/с [24].</w:t>
-      </w:r>
-    </w:p>
-    <w:p>
-      <w:pPr>
-        <w:jc w:val="center"/>
-      </w:pPr>
-      <w:r>
-        <w:rPr>
-          <w:i/>
-        </w:rPr>
-        <w:t>Рисунок 8 Снижающаяся ингибиторная система</w:t>
-      </w:r>
-    </w:p>
-    <w:p>
-      <w:pPr>
-        <w:jc w:val="both"/>
-      </w:pPr>
-      <w:r>
-        <w:t>по Аδ-волокнам будет быстрее, чем по С- волокнам. снижающееся ингибирование происходит, как только Аδ-волокна активируются [32]; поэтому, если одновременно стимулируются как Аδ-волокна, так и С- волокна, имеет смысл, что снижающаяся модуляция боли должна происходить быстрее, чем боль, поднимающаяся в сенсорную кору. После того, как НТ активирует нисходящее ингибирование, также активируется цепочка нейронов, которые нисходят по длине спинного мозга [53]. Существуют две ключевые структуры нисходящей ингибиторной системы: периак-дуктальный серый (ПАГ) и амигдала [39, 54]. В то время как амиг-дала является частью лимбической системы, играя важную роль в эмоциональных реакциях, стрессе и тревожности, ПАГ модулирует ростральный брюшной мозг (РВМ), чтобы высвободить серото-нин в область, называемую сущностью гелатинозы горного рога [54]. Затем интернеуроны выделяют опиоиды (энкафалин/динорфон) в терминалы нейрона первого порядка (волокна С), где присутствуют опиоидные рецепторы. Поскольку SP является нейротрансмиттером, несущим ноцицептивный сигнал вдоль спиноталамического тракта, предотвращение его высвобождения означает, что вдоль тракта в сенсорную кору поднимается меньше ноцицептивного сигнала, и в результате меньше боли воспринимаются [32]. Чтобы обобщить эффект на спину, вызванный НТ, основным принципом является использование боли для сдерживания боли.</w:t>
-      </w:r>
-    </w:p>
-    <w:p>
-      <w:pPr>
-        <w:jc w:val="both"/>
-      </w:pPr>
-      <w:r>
-        <w:t>Одним из способов достижения этого является пресиноптическое ингибирование. NT может активировать пресиноптическое ингибирование для закрытия больных ворот (т. е. прерывание ноцицептивного сигнального движения между нейронами первого и второго порядка) путем стимулирования Аβ-волокна [33]. При стимуляции Аβ- волокно стимулирует ингибирующий интернеурон, аксон которого затем выделяет гамма- аминобутировую кислоту (ГАБА) в качестве новотрансмиттера к аксону нейрона 1 порядка STT. GABA является ингибирующим нейротрансмиттером, который может ингибировать высвобождение СП, высвобождаемого от 1-го порядка новообразования до 2-го порядка STT [34], следовательно, меньше ноцицептивных сигналов, поступающих в мозг для создания восприятия боли.</w:t>
-      </w:r>
-    </w:p>
-    <w:p>
-      <w:pPr>
-        <w:jc w:val="both"/>
-      </w:pPr>
-      <w:r>
-        <w:t>3.3 Эффект позвоночника и механизм управления воротами Третий эффект, приписываемый NT в лечении боли опорно-двигательный аппарат (MSK), является эффектом позвоночника, который можно объяснить механизмом контроля ворота [40]. В механизме управления воротами участвуют две основные траектории: спиноталамический тракт (STT) и д orsal column-medial lemniscus (DCML). SST передает ноцицептивные сигналы либо из Aδ- волокна, либо из С- волокна до сенсорной коры, в то время как DCML передает неноцицептивные сигналы из А- бета (Aβ) волокна до сенсорной коры [55]. В спиноталамическом тракте, или Aδ или С волокна захватывают ноцицептивный вход, и SP действует как нейротрансмитер, чтобы передать этот ноцицептивный сигнал от нейрона первого порядка в нейрон второго порядка в горне спинного рога. Синапс между нейронами 1-го и 2-го порядка находится там, где расположен болеутоляющий шлюз. Пока этот шлюз закрыт, СП будет ограничен в путешествии через. Хотя невозможно полностью закрыть этот шлюз, он передает идею о том, как прерывание передачи СП внутри синапса может снизить восприятие боли.</w:t>
+        <w:t>reviews and meta-analyses, but the source types were limited to academic journals only. The studies were only selected if they have reported and mentioned any effects or mechanisms of NT for treating myofascial pain or опорно-двигательный аппарат (MSK) disorders. There were 27 studies being identified in total (Fig. 2), including 1 randomized control trial (RCT) [21], 4 nonrandomized control trials (NRCTs) [22–25], 11 narrative reviews [26–36], 6 theoretical articles [37–42], 1 observational study [43], 3 other experimental studies [44–46] and 1 expert opinion [47]. Quality appraisal was completed for the identified RCTs, NRCTs and narrative reviews. Centre for Evidence-Based Medicine (CEBM)</w:t>
       </w:r>
     </w:p>
     <w:p>
       <w:pPr>
         <w:pStyle w:val="Heading2"/>
+        <w:spacing w:before="200" w:after="80"/>
         <w:jc w:val="left"/>
       </w:pPr>
       <w:r>
-        <w:t>Фиг. 9 Механизм управления воротамипрессинатическое ингибирование</w:t>
-      </w:r>
-    </w:p>
-    <w:p>
-      <w:pPr>
-        <w:jc w:val="both"/>
-      </w:pPr>
-      <w:r>
-        <w:t>3.4 Местный эффект и аксонный рефлюкс Местный эффект возникает всякий раз, когда игла вставляется в местную поврежденную мышечную ткань (рисунок 10). Аксонный рефлекс является основным механизмом, ответственным за локальный эффект, вызванный NT, и является основным физиологическим ответом на периферическое повреждение [41]. Во время аксонного рефлекса нервные сенсорные волокна стимулируются к высвобождению нейропептидов, что вызывает вазодилатацию и увеличение местного кровообращения [41, 42].</w:t>
-      </w:r>
-    </w:p>
-    <w:p>
-      <w:pPr>
-        <w:jc w:val="center"/>
-      </w:pPr>
-      <w:r>
-        <w:rPr>
-          <w:i/>
-        </w:rPr>
-        <w:t>Рисунок 10 Местные эффекты</w:t>
-      </w:r>
-    </w:p>
-    <w:p>
-      <w:pPr>
-        <w:jc w:val="both"/>
-      </w:pPr>
-      <w:r>
-        <w:t>когда игла вставляется в ткань, Aδ или С волокна активируются для высвобождения вазоактивных нейропептидов, в первую очередь CGRP и SP [42]. И CGRP, и SP в изобилии выражаются в нервных волокнах и являются мощными вазодилататорами, которые приводят к увеличению кровотока поверхностно и глубоко в местную мышечную ткань [25, 45, 46]. Следовательно, после того, как человек получает игловое лечение, ткань часто реагирует ярко-красным цветом, что означает увеличение кровотока в местной местности, вызванного рефлюксом аксонов [41]. Кроме того, CGRP и SP, высвобождаемые из нервных волокон во время аксонного рефлекса, вызванного введением игл, не только действуют на кровеносные сосуды в местной ткани, но и действуют на маст- клетки в местной ткани, высвобождая 3 нейротрансмиттера: триптазу, гистамин (HA) и серотонин (5-HT) [25]. Эти 3 нейротрансмиттера усиливают аксонный рефлекс, вызванный введением игл, чтобы усилить локальный эффект (т. е. вазоразширение) [25].</w:t>
+        <w:t>Fig. 2  Study screen flow diagram</w:t>
       </w:r>
     </w:p>
     <w:p>
       <w:pPr>
         <w:pStyle w:val="Heading2"/>
+        <w:spacing w:before="200" w:after="80"/>
         <w:jc w:val="left"/>
       </w:pPr>
       <w:r>
-        <w:t>4 Ограничения Одно из ограничений этого нарративного обзора</w:t>
+        <w:t>Fig. 3  Pathophysiology of TrP</w:t>
       </w:r>
     </w:p>
     <w:p>
       <w:pPr>
+        <w:spacing w:after="120"/>
+        <w:ind w:firstLine="0"/>
         <w:jc w:val="both"/>
       </w:pPr>
       <w:r>
-        <w:t>заключается в том, что он был связан с единственным подходом к отбору исследований из-за ограниченных ресурсов, поэтому он может быть склонен к предвзятости; однако, для проведения он требует меньшего количества ресурсов, предлагая потенциальные кратковременные пути для быстрых обзоров [56]. Для минимизации эффекта, вызванного подходом к единому скринингу, были применены различные инструменты оценки качества для оценки качества исследований различных типов. Однако были оценены только три типа исследований (РКТ, НРКТ и нарративные обзоры), поскольку для других типов исследований не существует инструментов оценки. Все критерии оценки, оценки и результаты приведены в таблице в Приложении 2, 3, 4.</w:t>
-      </w:r>
-    </w:p>
-    <w:p>
-      <w:pPr>
-        <w:jc w:val="both"/>
-      </w:pPr>
-      <w:r>
-        <w:t>Хотя выбор исследований не ограничивался RCT, систематическим обзором и мета-анализом, которые являются высокими стандартами для эффективного исследования [57], в этом обзоре не было обнаружено никакого системного обзора и мета-анализа, и было идентифицировано только одно исследование RCT; остальные типы исследований относятся к более низкой иерархии доказательств [57]. Кроме того, 1 идентифицированный NRCT [24] и 2 другие экспериментальные исследования [35 &amp; 54] были испытаниями на животных (кошачьях); однако лабораторные крысы являются идеальными моделями животных для биомедицинских исследований, поскольку около 95% их генов делятся с людьми [58]. Кроме того, данный обзор сосредоточен только на двух распространенных формах НТ (акупунктура и ДН), в то время как в этом обзоре не рассматривается влажная игла, которая включает в себя введение инъекции обезболивающего вещества [59]. Одно из последних ограничений данного обзора заключается в том, что этот обзор исследует и документирует эффекты и механизмы НТ (включая иглоукалывание) в западной научной терминологии. Результаты данного обзора могут быть несовместимы с литературой ТКМ или не передаваемы, что, в любом случае, может вызвать споры или противоречивую идеологию для традиционных практикующих ТКМ, которые выполняют эту методику. Однако данный обзор не намеревается достичь консенсуса, изменить теорию, укоренившуюся в ТКМ, или изменить идеологию тех практикующих ТКМ, которые выполняют модуль, но открывает для практикующих альтернативный способ мышления, чтобы обосновать свой выбор модуля.</w:t>
+        <w:t>RCT critical appraisal sheet was applied to appraise the</w:t>
+        <w:br/>
+        <w:t>identified RCT studies [48]; methodological Items for</w:t>
+        <w:br/>
+        <w:t>Non-Randomized Studies (MINORS) instrument was</w:t>
+        <w:br/>
+        <w:t>applied to appraise the identified NRCT studies [49];</w:t>
+        <w:br/>
+        <w:t>the Scale for the Assessment of Narrative Review Articles (SARN) was applied to appraise the identified narrative reviews [50]. The appraisal results are listed in</w:t>
+        <w:br/>
+        <w:t>Appendix 2–4.</w:t>
       </w:r>
     </w:p>
     <w:p>
       <w:pPr>
         <w:pStyle w:val="Heading2"/>
+        <w:spacing w:before="200" w:after="80"/>
         <w:jc w:val="left"/>
       </w:pPr>
       <w:r>
-        <w:t>5 Заключение В этом обзоре обобщены и классифицированы четыре</w:t>
+        <w:t>3 Four Main Needling Therapy Effects and Underlying Mechanisms</w:t>
       </w:r>
     </w:p>
     <w:p>
       <w:pPr>
+        <w:spacing w:after="120"/>
+        <w:ind w:firstLine="0"/>
         <w:jc w:val="both"/>
       </w:pPr>
       <w:r>
-        <w:t>основных эффекта и основные механизмы НТ в соответствии с различными анатомическими уровнями человеческого организма: миофазный эффект, надмышечный эффект, позвоночный эффект и локальный эффект. Для миофасциального эффекта NT подавляет высвобождение ACh в двигательной конечной пластине внутри миофасциальной ткани, снижая активность двигательной конечной пластины. Для супраспинального эффекта НТ активирует нисходящую ингибирующую систему на супраспинальном уровне, способствуя высвобождению эндогенных опиоидов, которые проходят вдоль спинного мозга для облегчения боли (т. е. используют боль для сдерживания боли). В случае спинного эффекта НТ вызывает пресинаптическое ингибирование на уровне спинного мозга, закрывая ворота боли, чтобы уменьшить передачу ноцико- эптических сигналов. Подводя итоги и классифицируя эти четыре эффекта и механизмы в соответствии с различными анатомическими уровнями человеческого организма, он может предоставить практикующим более четкое клиническое обоснование для обоснования их лечения с использованием NT для лечения боли в миофассе и расстройств опорно-двигательный аппарат (MSK).</w:t>
-      </w:r>
-    </w:p>
-    <w:p>
-      <w:pPr>
-        <w:jc w:val="both"/>
-      </w:pPr>
-      <w:r>
-        <w:t>Приложение 1 См. таблицу 1.</w:t>
+        <w:t>3.1 Myofascial Effect and Suppression of Motor End Plate Activity One of the major effects attributed to NT in the treatment of опорно-двигательный аппарат (MSK) pain is myofascial effect. This effect, as implied by its name, occurs at the myofascial level of the human body. To understand how NT produces this effect, it is essential to first introduce and understand the pathophysiology of TrP (Fig. 3). The pathophysiology of TrP can be explained by the integrated trigger point hypothesis (ITPH) [26]. It suggests that the dysfunction of motor endplate is the cause of TrP [37]. The dysfunction of motor endplate leads to</w:t>
       </w:r>
     </w:p>
     <w:p>
       <w:pPr>
         <w:pStyle w:val="Heading2"/>
+        <w:spacing w:before="200" w:after="80"/>
         <w:jc w:val="left"/>
       </w:pPr>
       <w:r>
-        <w:t>Таблица 1 Стратегия поиска</w:t>
+        <w:t>Fig. 4  Dysfunctioned motor end plate activity</w:t>
+      </w:r>
+    </w:p>
+    <w:p>
+      <w:r>
+        <w:br w:type="page"/>
       </w:r>
     </w:p>
     <w:p>
       <w:pPr>
         <w:pStyle w:val="Heading2"/>
+        <w:spacing w:before="200" w:after="80"/>
         <w:jc w:val="left"/>
       </w:pPr>
       <w:r>
-        <w:t>Стратегия поиска</w:t>
-      </w:r>
-    </w:p>
-    <w:p>
-      <w:pPr>
-        <w:jc w:val="both"/>
-      </w:pPr>
-      <w:r>
-        <w:t>Тема 1состояния Боль миофасального ОР Триггерная точка*ОР Боль мышечно-колесного ОР Расстройство мышечно-колесного ОР Состояние мышечно-колесного ОР Расстройство мышечно-колесного ОР Расстройство мышечно-колесного ОР Расстройство мышечно-колесного</w:t>
+        <w:t>Fig. 5  Muscle sliding filament theory—actin and myosin filament</w:t>
       </w:r>
     </w:p>
     <w:p>
       <w:pPr>
         <w:pStyle w:val="Heading2"/>
+        <w:spacing w:before="200" w:after="80"/>
         <w:jc w:val="left"/>
       </w:pPr>
       <w:r>
-        <w:t>Тема 2Интервенции Терапия с иглами ОР Сухое иглоукалывание ОР иглоукалывание</w:t>
+        <w:t>Fig. 6  Muscle sliding filament theory—actin myosin cross bridge</w:t>
+      </w:r>
+    </w:p>
+    <w:p>
+      <w:pPr>
+        <w:spacing w:after="120"/>
+        <w:ind w:firstLine="0"/>
+        <w:jc w:val="both"/>
+      </w:pPr>
+      <w:r>
+        <w:t>the excess release of acetylcholine (ACh), which is the culprit of forming TrP [38] (Fig. 4). ACh is the neurotransmitter travelling along the motor end plate, binding to the ACh receptors of the muscle fibres. Once the binding occurred, calcium is released from the sarcoplasmic reticulum (SR) and attaches onto troponin to expose the myosin binding sites of actin so that myosin head can bind to actin to form the cross bridge. The sliding between the actin– myosin filaments can then bring two adjacent Z lines close together, hence shortening the sarcomere. This sliding mechanism is known as muscle sliding filament theory [27, 51] (Figs. 5, 6). However, whenever there is excessive release of ACh, excess calcium is then</w:t>
       </w:r>
     </w:p>
     <w:p>
       <w:pPr>
         <w:pStyle w:val="Heading2"/>
+        <w:spacing w:before="200" w:after="80"/>
         <w:jc w:val="left"/>
       </w:pPr>
       <w:r>
-        <w:t>Тема 3эффекты/механизмыЭффект*ОДМ Механизм*</w:t>
+        <w:t>Fig. 7 Breaking the envious cycle—reducing release of ACh at the motor endplate</w:t>
+      </w:r>
+    </w:p>
+    <w:p>
+      <w:pPr>
+        <w:spacing w:after="120"/>
+        <w:ind w:firstLine="0"/>
+        <w:jc w:val="both"/>
+      </w:pPr>
+      <w:r>
+        <w:t>released from SR, causing the myosin binding sites constantly to expose themselves to form the constant crossbridge. Since actin and myosin filaments slide one pass each other, sarcomere is then shortened sustainably, causing prolonged muscle fibre contraction. Eventually, contraction knots (i.е., TrP) are formed [43] (Fig. 4). Sustained muscle fibre contraction not only enhances metabolic demand, but also may cause ischemia [28, 29]. Since oxygen is required to create adenosine triphosphate (ATP), ischemia depletes ATP. is needed to release myosin head from binding to actin to break the crossbridge according to the muscle sliding filament theory [51], so а lack of ATP means crossbridge forms constantly. As long as there is crossbridge formation, the reuptake of Ca2 + back to the SR is paused as Ca2 + is required to form the crossbridge; therefore, the constant crossbridge formation leads to shortened sarcomere and sustained muscle fibre contraction, eventually forming TrP [43]. NT works by breaking this envious cycle (Fig. 7). This is known as myofascial effect. There are three sub mechanisms to explain how myofascial effect works. First, NT may suppress the motor end plate activity (i.е., depleting ACh level) [21, 30]. It is found that this suppression effect is more pronounced when rapid dry needling is applied to elicit multiple lateral twitch responses (LTRs), which which</w:t>
+      </w:r>
+    </w:p>
+    <w:p>
+      <w:r>
+        <w:br w:type="page"/>
+      </w:r>
+    </w:p>
+    <w:p>
+      <w:pPr>
+        <w:spacing w:after="120"/>
+        <w:ind w:firstLine="0"/>
+        <w:jc w:val="both"/>
+      </w:pPr>
+      <w:r>
+        <w:t>can deplete more ACh in the motor end plate [30]. Second, NT may lower the level of calcitonin gene-related peptide (CGRP). Shah, et al. [29] found that the level of CGRP reduced significantly in the intervention group after dry needling treatments with LTRs. CGRP is а neuropeptide released from nociceptor neurons when they are depolarised [38, 44] and is found increased significantly in amount near the sites of TrP [29]. Since CGRP serves as а facilitator for realising ACh [38], it is responsible for the increased level of ACh in the motor end plate, thus causing muscle fibre contraction. The reduction of CGRP level can, therefore, reduce the amount of ACh released in the motor end plate, hence releasing the tight knot. Third, NT may increase circulation. Local circulation is created near the site of needle insertion, facilitating “wash out effect” for CGRP, which in turn can lower the amount of ACh in the motor end plate to release the tight knot [29, 30].</w:t>
       </w:r>
     </w:p>
     <w:p>
       <w:pPr>
         <w:pStyle w:val="Heading2"/>
+        <w:spacing w:before="200" w:after="80"/>
         <w:jc w:val="left"/>
       </w:pPr>
       <w:r>
-        <w:t>Окончательная последовательность поиска Тема 1 И Тема 2 И Тема 3 Приложение 2 См. таблицу 2.</w:t>
+        <w:t>3.2 Supraspinal Effect and Descending Inhibitory System</w:t>
+      </w:r>
+    </w:p>
+    <w:p>
+      <w:pPr>
+        <w:spacing w:after="120"/>
+        <w:ind w:firstLine="0"/>
+        <w:jc w:val="both"/>
+      </w:pPr>
+      <w:r>
+        <w:t>The second effect attributed to NT in the treatment of</w:t>
+      </w:r>
+    </w:p>
+    <w:p>
+      <w:pPr>
+        <w:spacing w:after="120"/>
+        <w:ind w:firstLine="0"/>
+        <w:jc w:val="both"/>
+      </w:pPr>
+      <w:r>
+        <w:t>human body, and descending inhibitory system is the underlying mechanism. Han [47] found that there is а link between акупунктура analgesia and the release of opioid in the central nerve system. In human body, opioid can be generated endogenously through the descending inhibitory system [31]. Descending inhibition system is а neural pathway originating in the brain (supraspinally) that sends signal down and along the spinal cord to modulate pain [22]. NT appears to reduce опорно-двигательный аппарат (MSK) pain by activating the descending inhibitory system [23]. Nociceptive input travels along the spinothalamic tract ascending into the sensory cortex to perceive pain. There are two sensory fibres forming the spinothalamic tract picking up nociceptive signals: 1) А-delta (Aδ) fibres and С fibres. While Aδ fibres are high threshold afferent fibres; С fibres are of low threshold [52]. Therefore, any low intensity nociceptive inputs will stimulate С fibres. Since input from NS is of high intensity comparatively, it will stimulate Aδ fibres. In terms of myelination and conduction velocity, Aδ fibres are moderately myelinated with conduction velocity between 1 and 4 м/s; С fibres are non-myelinated with maximum conduction velocity to be less than 1 м/s [24]. Therefore, any input travelling</w:t>
       </w:r>
     </w:p>
     <w:p>
       <w:pPr>
         <w:pStyle w:val="Heading2"/>
+        <w:spacing w:before="200" w:after="80"/>
         <w:jc w:val="left"/>
       </w:pPr>
       <w:r>
-        <w:t>Таблица 2 Результат оценки качества (CBEM для РТК) Приложение 3 См. таблицу 3.</w:t>
+        <w:t>Fig. 8  Descending inhibitory system</w:t>
+      </w:r>
+    </w:p>
+    <w:p>
+      <w:r>
+        <w:br w:type="page"/>
+      </w:r>
+    </w:p>
+    <w:p>
+      <w:pPr>
+        <w:spacing w:after="120"/>
+        <w:ind w:firstLine="0"/>
+        <w:jc w:val="both"/>
+      </w:pPr>
+      <w:r>
+        <w:t>along the Aδ fibres will be more rapid than that travelling along the С fibres. Descending inhibition occurs once Aδ fibres are activated [32]; therefore, if both Aδ fibres and С fibres are stimulated at the same time, it makes sense that descending pain modulation should occur quicker than the pain ascending to the sensory cortex. Once the descending inhibition is activated by NT, а chain of neurons which descending the length of the spinal cord are activated as well [53]. There are two key structures of descending inhibitory system: periaqueductal gray (PAG) and amygdala [39, 54]. While amygdala is part of limbic system, playing important roles in emotional responses, stress and anxiety, PAG modulates rostral ventromedial medulla (RVM) to release serotonin into an area called substantia gelatinosa of the dorsal horn [54]. Once the serotonin hits to the dorsal horn, it will bind to the interneurons. The interneurons then secrete opioids (enkaphalin/dynorphon) to the terminals of the 1st order neuron (С fibres), where opioid receptors are present. These endogenous opioids inhibit the release of substance Р (SP) from the 1st order neuron to the 2nd order neuron. Since SP is the neurotransmitter carrying nociceptive signal along the spinothalamic tract, the inhibition of release of it means there is less nociceptive signal ascending along the tract to the sensory cortex, and as а result, less pain being perceived [32]. To sum up the supraspinal effect produced by NT, the main principle is to “use pain to curb pain”.</w:t>
+      </w:r>
+    </w:p>
+    <w:p>
+      <w:pPr>
+        <w:spacing w:after="120"/>
+        <w:ind w:firstLine="0"/>
+        <w:jc w:val="both"/>
+      </w:pPr>
+      <w:r>
+        <w:t>created by the cortex. One way to achieve this is presynaptic inhibition. NT can activate presynaptic inhibition to close the pain gate (i.е., interrupting the nociceptive signal travelling between the 1st and 2nd order neurons) by stimulating the Aβ fibre [33]. Upon the stimulation, the Aβ fibre stimulates the inhibitory interneuron, the axon of which then secretes gamma-aminobutyric acid (GABA) as neurotransmitter to the axon of the 1st order neuron of the STT. GABA is inhibitory neurotransmitter, which can inhibit the release of SP released from the 1st order neuron to the 2nd of STT [34], hence less nociceptive signals travelling to the brain to create pain perception.</w:t>
+      </w:r>
+    </w:p>
+    <w:p>
+      <w:pPr>
+        <w:spacing w:after="120"/>
+        <w:ind w:firstLine="0"/>
+        <w:jc w:val="both"/>
+      </w:pPr>
+      <w:r>
+        <w:t>3.3 Spinal Effect and Control Gate Mechanism The third effect attributed to NT in the treatment of опорно-двигательный аппарат (MSK) pain is spinal effect which can be explained by gate control mechanism [40]. The key concept of gate control mechanism is presynaptic inhibition through which the “pain gate” is closed, hence causing analgesic effect (Fig. 9). There are two main tracts involved in gate control mechanism: spinothalamic tract (STT) and dorsal column-medial lemniscus (DCML) pathway. SST transmits nociceptive signals from either Aδ fibres or С fibres all the way to the sensory cortex, while DCML transmits non-nociceptive signals from А-beta (Aβ) fibres all the way to the sensory cortex [55]. In the spinothalamic tract, either Aδ or С fibre picks up the nociceptive input, and SP acts as neurotransmitter to carry this nociceptive signal from the 1st order neuron to the 2nd order neuron in the dorsal horn. Once the nociceptive input reaches cortex, pain is perceived. The synapse between the 1st and 2nd order neurons is where the pain gate located. As long as this gate is closed, SP will be limited to travel through. Although it is impossible to fully close this gate, it conveys an idea that how the interruption of the transmission of SP within the synapse can lower pain perception</w:t>
       </w:r>
     </w:p>
     <w:p>
       <w:pPr>
         <w:pStyle w:val="Heading2"/>
+        <w:spacing w:before="200" w:after="80"/>
         <w:jc w:val="left"/>
       </w:pPr>
       <w:r>
-        <w:t>Таблица 3 Результат оценки качества (MINOR для НКТ) Приложение 4 См. таблицу 4.</w:t>
+        <w:t>Fig. 9  Control gate mechanism—presynatic inhibition</w:t>
+      </w:r>
+    </w:p>
+    <w:p>
+      <w:pPr>
+        <w:spacing w:after="120"/>
+        <w:ind w:firstLine="0"/>
+        <w:jc w:val="both"/>
+      </w:pPr>
+      <w:r>
+        <w:t>3.4 Local Effect and Axon Reflux Local effect occurs whenever а needle is inserted into the local injured muscle tissue (Fig. 10). Axon reflex is the underlying mechanism responsible for the local effect induced by NT and is а primary physiological response to peripheral injury [41]. During axon reflex the nerve sensory fibres are stimulated to release neuropeptides to cause vasodilation and increased local circulation [41, 42]. Insertion of needles can induce а controlled microtrauma (i.е., peripheral</w:t>
+      </w:r>
+    </w:p>
+    <w:p>
+      <w:r>
+        <w:br w:type="page"/>
       </w:r>
     </w:p>
     <w:p>
       <w:pPr>
         <w:pStyle w:val="Heading2"/>
+        <w:spacing w:before="200" w:after="80"/>
         <w:jc w:val="left"/>
       </w:pPr>
       <w:r>
-        <w:t>Таблица 4 Результат оценки качества (SANRA для описательных обзоров)</w:t>
+        <w:t>Fig. 10  Local effects</w:t>
       </w:r>
     </w:p>
     <w:p>
       <w:pPr>
+        <w:spacing w:after="120"/>
+        <w:ind w:firstLine="0"/>
         <w:jc w:val="both"/>
       </w:pPr>
       <w:r>
-        <w:t>Сокращения ACh Ацетилхолин АТП Аденозин трифосфат CEBM Центр научно обоснованной медицины CGRP Кальцитонин пептид, связанный с генами DCML ДТ спинная колонна-средний лемнеск DT Сухое иглоуправление GABA Гамма-аминобутерическая кислота HA Хистамин LBP Низкая боль в спине LTR Побочные реакции на сдержки MINORS Методологические пункты для нераномизированного студа опорно-двигательный аппарат (MSK) Мышечная и скелетная NT Игловая терапия ПАГ Периакведуктальная серая РВМ Ростральная вентромедиальная медула SARN Масштаб для оценки нарративных статей обзора СП РС Саркоплазматический ретикул СТТ Спиноталамусный тракт ТКМ Традиционная китайская медицина ТРП Триггер точка 5-HT Серотонин</w:t>
-      </w:r>
-    </w:p>
-    <w:p>
-      <w:pPr>
-        <w:jc w:val="both"/>
-      </w:pPr>
-      <w:r>
-        <w:t>Авторские вклады CMT подтверждает исключительную ответственность за следующее: исследовательскую идею, подборку исследований, анализ и синтез данных, создание графики, интерпретацию результатов и написание рукописей.</w:t>
-      </w:r>
-    </w:p>
-    <w:p>
-      <w:pPr>
-        <w:jc w:val="both"/>
-      </w:pPr>
-      <w:r>
-        <w:t>Никакого финансирования.</w:t>
-      </w:r>
-    </w:p>
-    <w:p>
-      <w:pPr>
-        <w:jc w:val="both"/>
-      </w:pPr>
-      <w:r>
-        <w:t>Доступность данных и материалов В ходе текущего исследования не были созданы или проанализированы наборы данных.</w:t>
+        <w:t>injury) that causes axon reflex [35, 36]. When а needle inserts into the tissue, the Aδ or С fibres are activated to release vasoactive neuropeptides, primarily CGRP and SP [42]. Both CGRP and SP are abundantly expressed in the nerve fibres and are potent vasodilators to cause increasing blood flow superficially and deeply to the local muscle tissue [25, 45, 46]. Therefore, after an individual receives needling treatment, the tissue often responses with flushing bright red which implies the increasing blood flow in the local area caused by axon reflux [41]. The increasing blood flow of the injured muscle tissue serves as а key factor to promote healing, hence causing pain reduction. In addition, the CGRP and SP released from the nerve fibres during axon reflex induced by insertion of needles not only act on the blood vessels in the local tissue but also act on the mast cells in the local tissue to release 3 neurotransmitters: tryptase, histamine (HA) and serotonin (5-HT) [25]. These 3 neurotransmitters enhance the axon reflex induced by insertion of needles to intensify the local effect (i.е., vasodilation) [25].</w:t>
       </w:r>
     </w:p>
     <w:p>
       <w:pPr>
         <w:pStyle w:val="Heading2"/>
+        <w:spacing w:before="200" w:after="80"/>
         <w:jc w:val="left"/>
       </w:pPr>
       <w:r>
-        <w:t>Декларации</w:t>
+        <w:t>4 Limitations One limitation of this narrative review is that</w:t>
       </w:r>
     </w:p>
     <w:p>
       <w:pPr>
+        <w:spacing w:after="120"/>
+        <w:ind w:firstLine="0"/>
         <w:jc w:val="both"/>
       </w:pPr>
       <w:r>
-        <w:t>Конфликт интересов Авторы заявляют о отсутствии конкурирующих интересов.</w:t>
+        <w:t>it was conducted by single screening approach for study selection due to limited resource, so it might be prone to bias; however, it requires fewer resources to conduct, offering potential shortcuts for rapid reviews [56]. To minimise the effect due to single screening approach, different quality appraisal tools were applied to assess the quality of studies of different types. However, only three types of study (RCTs, NRCTs and narrative reviews) were appraised as there are no appraisal tools available for other types of studies. All the judging criteria, scoring and results are tabulated in Appendix 2, 3, 4.</w:t>
       </w:r>
     </w:p>
     <w:p>
       <w:pPr>
+        <w:spacing w:after="120"/>
+        <w:ind w:firstLine="0"/>
         <w:jc w:val="both"/>
       </w:pPr>
       <w:r>
-        <w:t>Этическое одобрение и согласие на участие Не применяется. Согласие на публикацию Не применимо.</w:t>
-      </w:r>
-    </w:p>
-    <w:p>
-      <w:pPr>
-        <w:jc w:val="both"/>
-      </w:pPr>
-      <w:r>
-        <w:t>Номер клинического испытания не применим.</w:t>
-      </w:r>
-    </w:p>
-    <w:p>
-      <w:pPr>
-        <w:jc w:val="both"/>
-      </w:pPr>
-      <w:r>
-        <w:t>Автор подробно 1 Лондон Северо-Западный университет здравоохранения NHS Trust, Национальная служба здравоохранения (NHS) Англия, Лондон, Великобритания.</w:t>
+        <w:t>Although the study selection was not limited to RCTs, systematic review and meta-analyses which are of high standard for effective research [57], there were no systematic review and meta-analysis identified in this review, and only 1 RCT study was identified; the rest types of studies are of the lower hierarchy of evidence [57]. In addition, 1 identified NRCT [24] and 2 other experimental studies [35 &amp; 54] were animal trials (rats); however, laboratory rats are ideal animal models for biomedical research as about 95% of their genes are shared with humans [58]. Furthermore, this review focuses only on two common forms of NT (акупунктура and сухое иглоукалывание (DN)), while wet needling which involves the addition of an injection of analgesic substance [59] is not explored in this review. One final limitation of this review is that this review explores and documents the effects and mechanisms of NT (including акупунктура) in western scientific terminology. The results of this review might not be compatible with or transferable to the традиционная китайская медицина (ТКМ) literature, which, however, might cause controversy or conflicting ideology for traditional традиционная китайская медицина (ТКМ) practitioners who perform the modality. However, this review does not intend to reach consensus, change the theory ingrained in традиционная китайская медицина (ТКМ) nor change the ideology of those традиционная китайская медицина (ТКМ) practitioners who perform the modality but opens an alternative way of thinking for the practitioners to justify their selection of the modality.</w:t>
       </w:r>
     </w:p>
     <w:p>
       <w:pPr>
         <w:pStyle w:val="Heading2"/>
+        <w:spacing w:before="200" w:after="80"/>
         <w:jc w:val="left"/>
       </w:pPr>
       <w:r>
-        <w:t>Принято: 25 мая 2025 Принято: 25 июня 2025 Опубликовано: 28 июля 2025</w:t>
+        <w:t>5 Conclusion This review summarised and categorised four main</w:t>
       </w:r>
     </w:p>
     <w:p>
       <w:pPr>
+        <w:spacing w:after="120"/>
+        <w:ind w:firstLine="0"/>
         <w:jc w:val="both"/>
       </w:pPr>
       <w:r>
-        <w:t>СМИТ Е, Хой ДГ, Крос М, Вос Т, Нагави М, Букбиндер Р, Вулф АД, март L. Глобальное бремя других мышечно-скелетных расстройств: оценки из исследования Global Burden of Disease 2010. Глобальные оценки потребности в реабилитации на основе исследования Global Burden of Disease 2019: систематический анализ для исследования Global Burden of Disease 2019. The Lancet. 2020;396(10267):200617. 2024 (цитированный в 2025 г. 13 апреля). Доступный с: https:// versu sarth ritis.org/ about-arthitis/ data- and-statistics/ the- state- of- muscular loss- lethal- health/ 4. Всемирная организация здравоохранения. Лам С, Франсио ВТ, Густафсон К, Каролл М, Йорк А, Чадвик АЛ. Миофазциальная боль - главный фактор мышечной и скелетной боли. Лучшая практика Резолюции клинических заболеваний. 2024;21:101944. 6. Тантантип А, Чанг КВ. Миофазциальный болевой синдром. Европа ПМК. 2023 7. Babatunde OO, Jordan JL, Van der Windt DA, Hill JC, Foster NE, Protheroe J. Эффективные варианты лечения мышечно-скелетной боли в первичной медицинской помощи: систематический обзор текущих доказательств. PLoS ONE. 2017;12(6):e0178621. 8. Mansfield CJ, Vanetten L, Willy R, Di Stasi S, Magnussen R, Briggs М. Влияние игловой терапии на производство мышечной силы: систематический обзор и метаанализ. J Orthop Sports Phys Ther. 2019;49(3):15470. 9. Американская ассоциация физической терапии, Американская ассоциация физической терапии. Описание сухой игловой терапии в клинической практике: учебный ресурс. Александрия: Американская ассоциация физической терапии. 2013. 10. Ван Хал М, Дайдик АМ, Зеленый М. Акупунктура. Национальная библиотека медицины. 2023. Доступная с https://www.ncbi.nlm.nih.gov/books/ NBK53 2287/ 11. Мао Х, Хе Х, Динг Дж. Эффективность лазерной акупунктуры для лечения хронической боли в пояснице: систематический обзор и метаанализ. 12. Ю Х, Ван Д, Вервилл Л, Саутерст Д, Буссиерс А, Гросс ДП, Перейра П, Миор С, Трико АК, Седраши С, Брантон Г. Систематический обзор для информирования клинической практики мировой организации здравоохранения (ВОЗ): преимущества и вреды игловой терапии для хронической первичной боли в пояснице у взрослых. 13. Guzmán-Pavón MJ, Torres-Costoso AI, Cavero-Redondo I, Reina-Gutiérrez S, Lorenzo-García Р, Álvarez-Bueno С.</w:t>
+        <w:t>effects and the underlying mechanisms of NT according to different anatomic levels of the human body. They are myofascial effect, supraspinal effect, spinal effect and local effect. Each effect occurs at the specific anatomic level of the human body as the name implies. For myofascial effect, NT suppresses the release of ACh at the motor end plate within the myofascial tissue, reducing motor end plate activity. For supraspinal effect, NT activates the descending inhibition system at the supraspinal level, promoting the release of endogenous opioids that travel down along the spinal cord to alleviate pain (i.е., use pain to curb pain). For spinal effect, NT triggers presynaptic inhibition at the spinal level, closing the “pain gate” to reduce nociceptive signal transmission. Finally, the mechanism behind local effect is that NT induces axon reflex as а response of controlled microtrauma at the local injured tissue, creating vasodilation to accelerate tissue healing. By summarising and categorising these four effects and mechanisms according to different anatomic levels of the human body, it can provide practitioners with clearer clinical reasoning to justify their treatment using NT to treat myofascial pain and опорно-двигательный аппарат (MSK) disorders.</w:t>
+      </w:r>
+    </w:p>
+    <w:p>
+      <w:r>
+        <w:br w:type="page"/>
       </w:r>
     </w:p>
     <w:p>
       <w:pPr>
+        <w:spacing w:after="120"/>
+        <w:ind w:firstLine="0"/>
         <w:jc w:val="both"/>
       </w:pPr>
       <w:r>
-        <w:t>Миофазциальные триггерные точки: систематический обзор и метаанализ. Журнал терапии работы тела и движения. J Bodyw Mov Ther. 2024. 14. La Touche R, Goddard G, De-la-Hoz JL, Wang К, Paris-Germany А, Angulo- Díaz-Parreño S, Mesa J, Hernández М. Акупунктура при лечении боли при временно-мандибулярных расстройствах: систематический обзор и метаанализ рандомизированных контролируемых испытаний. Эффективность комбинирования акупункции и физической терапии для лечения пациентов с замороженным плечом: систематический обзор и метаанализ. Эффективность и безопасность терапии иглоукалыванием для жесткого шеи: систематический обзор и метаанализ. Сухой игол эффективен для лечения боли в локте или фашита? обновленный систематический обзор и мета-анализ. Боль Мед. 2021;22(7): 163041. 18. Джишун Ж, Миттлман М. Акупунктура: прошлое, настоящее и будущее. Glob Adv Health Med. 2014;3(4): 68. 19. Ke SX. Принципы здоровья, болезней и лечения ключевые концепции из "Желтого императора" Классики внутренней медицины. Abbaszadeh-Amirdehi М, Ansari NN, Naghdi S, Olyaei G, Nourbakhsh MR. Терапевтические эффекты сухой иглы у пациентов с верхней трапезией миофаз. Продолжительные изменения в процессе обработки головного мозга человека после тренировки RIII-feedback для улучшения ингибиции снижающейся боли. Неврообразование. 2023;1(283):120432. 23. Чжоу ЛУ, Хсиэ ЮЛ, Чэн ХС, Хон ЧЗ, Kao MJ, Хан ТИ. Удаленная терапевтическая эффективность иглоукалывания в лечении миофазциальной триггерной точки верхней трапезной мышцы. АМ Ж Физ Мед Реабилитация. 2011;90(12):103649. 24. Чэн Л, Гу Т, Чжан С, Смит ПП, Фэн Б. Блокирование периферического привода от колоректальных афферентов субкилогерцовой стимуляцией корневых ганглионов. Боль. 2022;163(4):66581. 25. Местные терминалы кожевых нервов и ответные клетки мастовых клеток на ручную иглоукалывание в области акупункта LI4 у крыс. J Chem Neuroanat. 2015;1(68):1421. 26. Bron С, Dommerholt JD. Этиология миофасциальных триггерных точек. Curr Pain Headache Rep. 2012;16:43944. 27. Squire JM. Сокращение мышц: история скользящих волокон, динамика саркомеров и два Хаксли. Глобальная научная практика кардиола. 2016;2016(2):e201611. 28. Доммерхолт J, Брон С, Франссен J. Миофазциальные триггерные точки: проверка на основании доказательств. J Man Manip Ther. 2006;14(4):20321. 29. Шах JP. Открытие биохимической среды миофасциальных точек спускового действия с помощью микродиализа in vivo. J Musculoskelet Pain. 2008;16(12):1720. 30. Perreault Т, Dunning J, Butts R. Местная реакция на затягивание во время сухого затягивания точек спускового действия: необходимо ли это для успешных результатов? J Bodyw Mov Ther. 2017;21(4):9407. 31. Lv Q, Wu F, Gan Х, Ян (Yang) Х, Zhou L, Chen J, He У, Zhang R, Zhu В, Liu L. Участие снижающейся ингибиторной системы боли в электроакупункции-индуцированной анальгетике. Практика боли. 2014;14(7):65667. 33. Кэгни Б, Девитте V, Барбе Т, Тиммерманс Ф, Делрю Н, Мэйус М. Физиологические эффекты сухой иглы. Невробиологические механизмы иглоукалывания для некоторых распространенных заболеваний: с точки зрения клиника. J Acupunct меридиан Stud. 2014;7(3):10514. 36. Миофазциальные триггерные точки: перевод молекулярной теории в ручную терапию.</w:t>
+        <w:t>Appendix 1</w:t>
+        <w:br/>
+        <w:t>See Table 1.</w:t>
       </w:r>
     </w:p>
     <w:p>
       <w:pPr>
         <w:pStyle w:val="Heading2"/>
+        <w:spacing w:before="200" w:after="80"/>
         <w:jc w:val="left"/>
       </w:pPr>
       <w:r>
-        <w:t>38. Гервин</w:t>
+        <w:t>Table 1  Search strategy</w:t>
       </w:r>
     </w:p>
     <w:p>
       <w:pPr>
+        <w:pStyle w:val="Heading2"/>
+        <w:spacing w:before="200" w:after="80"/>
+        <w:jc w:val="left"/>
+      </w:pPr>
+      <w:r>
+        <w:t>Search strategy</w:t>
+      </w:r>
+    </w:p>
+    <w:p>
+      <w:pPr>
+        <w:spacing w:after="120"/>
+        <w:ind w:firstLine="0"/>
         <w:jc w:val="both"/>
       </w:pPr>
       <w:r>
-        <w:t>РД, Доммерхолт Дж, Шах Дж. Расширение интегрированной гипотезы Симонса о формировании триггерных точек. Bradnam L, Phty D. Клиническое рассуждение для западной иглоукалывания. Акупунктура в ручной терапии. Эдинбург: Черчилль Ливингстон. 2010. pp.17. 41. Zhang ZJ, Wang XM, McAlonan GM. Нейронная иглоукалывания единица: новая концепция для интерпретации эффектов и механизмов иглоукалывания. Механизмы иглоукалывания для клинически значимых долгосрочных эффектовпереосмысление и гипотеза. 2020;24(10):196878. 44. Капуано А, Куро Д, Руссо CD, Трингали Г, Поззоли Г, Трапани ГД, Наварра П. Ноцицептин (113) -NH2 ингибирует стимулируемое выделение пептида, связанного с геном кальцитонина, из первичных культур нейронов тригеминальных ганглий крысы. Цефальгия. 2007;27(8):86876. 45. Brain SD, Уильямс TJ, Tippins JR, Моррис HR, Макинтайр I. Кальцитониновый пептид, связанный с генами, является мощным вазодилататором. Природа. 1985;313(5997): 546. 46. Strobel WM, Lüscher TF, Simper D, Linder L, Haefeli WE. Акупунктура: высвобождение нейропептидов, вызванное электрической стимуляцией различных частот. Slim К, Nini Е, Forestier D, Kwiatkowski F, Panis У, Chipponi J. Методологический индекс для не рандомизированных исследований (недополненные): разработка и проверка нового инструмента. ANZ J Surg. 2003;73(9):7126. 50. Baethge С, Goldbeck-Wood S, Mertens S. SANRA 2019;4:17. 51. Купер ГМ. Клетка: молекулярный подход. Сундерланд: Sinauer Associates; 2000. п. 3. 52. Лунди-Экман, Л. Нейронаука на системном уровне. В: Нейронаука основы для реабилитации (4-е издание). Саундерс; 2013. п.102 53. Норрис CM. Управление спортивными травмами электронная книга: управление спортивными травмами электронная книга. Elsevier; 2011. 54. Rajmohan V, Mohandas EAST. Лимбическая система. Индийская Психиатрия. 2007;49(2):1329. 55. Кандель ЭР, Шварц JH, Джесселл TM, Сигельбаум S, Худспет AJ, Мак С, редакторы. Принципы нейронной науки. Нью-Йорк: МакГрау-Хилл; 2000. 56. Хаби ММ, Чапман Э, Кларк Р, Баррето J, Ревиз L, Лавис ДжН. Какие наилучшие методологии для быстрых обзоров исследовательских доказательств для принятия на основе доказательств решений в политике и практике здравоохранения: быстрый обзор. Health Res Policy Syst. 2016;14:12. 57. Wallace SS, Barak G, Truong G, Parker MW. Иерархия доказательств в медицинской литературе. Hosp Pediatr. 2022;12(8):74550. 58. Bryda EC. Сильная мышь: влияние грызунов на прогресс в биомедицинских исследованиях. Mo Med. 2013;110(3):207. 59. Zha М, Chaffee К, Alsarraj J. Триггерные инъекции и сухая игла могут быть эффективны в лечении миалгии, связанной с длительным синдромом COVID: отчет о случаях. J Med Case Rep. 2022;16(1):31.</w:t>
+        <w:t>Theme 1—conditions</w:t>
+        <w:br/>
+        <w:t>“Myofascial pain” OR “Trigger point*” OR “Musculoskeletal pain” OR “Musculoskeletal disorder*” OR “Musculoskeletal condition*” OR “Musculoskeletal disease*”</w:t>
+      </w:r>
+    </w:p>
+    <w:p>
+      <w:pPr>
+        <w:pStyle w:val="Heading2"/>
+        <w:spacing w:before="200" w:after="80"/>
+        <w:jc w:val="left"/>
+      </w:pPr>
+      <w:r>
+        <w:t>Theme 2—interventions “Needling therapy” OR “Dry needling” OR акупунктура</w:t>
+      </w:r>
+    </w:p>
+    <w:p>
+      <w:pPr>
+        <w:pStyle w:val="Heading2"/>
+        <w:spacing w:before="200" w:after="80"/>
+        <w:jc w:val="left"/>
+      </w:pPr>
+      <w:r>
+        <w:t>Theme 3—effects/mechanisms</w:t>
+        <w:br/>
+        <w:t>Effect* OR Mechanism*</w:t>
+      </w:r>
+    </w:p>
+    <w:p>
+      <w:pPr>
+        <w:pStyle w:val="Heading2"/>
+        <w:spacing w:before="200" w:after="80"/>
+        <w:jc w:val="left"/>
+      </w:pPr>
+      <w:r>
+        <w:t>Final search sequence</w:t>
+        <w:br/>
+        <w:t>“Theme 1” AND “Theme 2” AND “Theme 3”</w:t>
+      </w:r>
+    </w:p>
+    <w:p>
+      <w:pPr>
+        <w:spacing w:after="120"/>
+        <w:ind w:firstLine="0"/>
+        <w:jc w:val="both"/>
+      </w:pPr>
+      <w:r>
+        <w:t>Appendix 2</w:t>
+        <w:br/>
+        <w:t>See Table 2.</w:t>
+      </w:r>
+    </w:p>
+    <w:p>
+      <w:pPr>
+        <w:pStyle w:val="Heading2"/>
+        <w:spacing w:before="200" w:after="80"/>
+        <w:jc w:val="left"/>
+      </w:pPr>
+      <w:r>
+        <w:t>Table 2  Quality appraisal result (CBEM for RCTs)</w:t>
+      </w:r>
+    </w:p>
+    <w:p>
+      <w:pPr>
+        <w:spacing w:after="120"/>
+        <w:ind w:firstLine="0"/>
+        <w:jc w:val="both"/>
+      </w:pPr>
+      <w:r>
+        <w:t>Appendix 3</w:t>
+        <w:br/>
+        <w:t>See Table 3.</w:t>
+      </w:r>
+    </w:p>
+    <w:p>
+      <w:pPr>
+        <w:pStyle w:val="Heading2"/>
+        <w:spacing w:before="200" w:after="80"/>
+        <w:jc w:val="left"/>
+      </w:pPr>
+      <w:r>
+        <w:t>Table 3  Quality appraisal result (MINOR for NRCTs)</w:t>
+      </w:r>
+    </w:p>
+    <w:p>
+      <w:pPr>
+        <w:spacing w:after="120"/>
+        <w:ind w:firstLine="0"/>
+        <w:jc w:val="both"/>
+      </w:pPr>
+      <w:r>
+        <w:t>Appendix 4</w:t>
+        <w:br/>
+        <w:t>See Table 4.</w:t>
+      </w:r>
+    </w:p>
+    <w:p>
+      <w:r>
+        <w:br w:type="page"/>
+      </w:r>
+    </w:p>
+    <w:p>
+      <w:pPr>
+        <w:pStyle w:val="Heading2"/>
+        <w:spacing w:before="200" w:after="80"/>
+        <w:jc w:val="left"/>
+      </w:pPr>
+      <w:r>
+        <w:t>Table 4  Quality appraisal result (SANRA for Narrative reviews)</w:t>
+      </w:r>
+    </w:p>
+    <w:p>
+      <w:pPr>
+        <w:spacing w:after="120"/>
+        <w:ind w:firstLine="0"/>
+        <w:jc w:val="both"/>
+      </w:pPr>
+      <w:r>
+        <w:t>Abbreviations ACh Acetylcholine ATP Adenosine triphosphate CEBM Centre for evidence-based medicine CGRP Calcitonin gene-related peptide DCML Dorsal column-medial lemniscus DT Dry needling GABA Gamma-aminobutyric acid HA Histamine LBP Low back pain LTR Lateral twitch responses MINORS Methodological items for non-randomized studies опорно-двигательный аппарат (MSK) Musculoskeletal NT Needling therapy PAG Periaqueductal gray RVM Rostral ventromedial medulla SARN Scale for the assessment of narrative review articles SP Substance Р SR Sarcoplasmic reticulum STT Spinothalamic tract традиционная китайская медицина (ТКМ) Traditional Chinese Medicine TrP Trigger point 5-HT Serotonin</w:t>
+      </w:r>
+    </w:p>
+    <w:p>
+      <w:pPr>
+        <w:spacing w:after="120"/>
+        <w:ind w:firstLine="0"/>
+        <w:jc w:val="both"/>
+      </w:pPr>
+      <w:r>
+        <w:t>Author Contributions</w:t>
+        <w:br/>
+        <w:t>CMT confirms sole responsibility for the following: research idea, study selection, data analysis and synthesis, graphics creation, interpretation of results</w:t>
+        <w:br/>
+        <w:t>and manuscript writing.</w:t>
+      </w:r>
+    </w:p>
+    <w:p>
+      <w:pPr>
+        <w:spacing w:after="120"/>
+        <w:ind w:firstLine="0"/>
+        <w:jc w:val="both"/>
+      </w:pPr>
+      <w:r>
+        <w:t>Funding</w:t>
+        <w:br/>
+        <w:t>None.</w:t>
+      </w:r>
+    </w:p>
+    <w:p>
+      <w:pPr>
+        <w:spacing w:after="120"/>
+        <w:ind w:firstLine="0"/>
+        <w:jc w:val="both"/>
+      </w:pPr>
+      <w:r>
+        <w:t>Availability of Data and Materials</w:t>
+        <w:br/>
+        <w:t>No datasets were generated or analysed during the current study.</w:t>
+      </w:r>
+    </w:p>
+    <w:p>
+      <w:pPr>
+        <w:pStyle w:val="Heading2"/>
+        <w:spacing w:before="200" w:after="80"/>
+        <w:jc w:val="left"/>
+      </w:pPr>
+      <w:r>
+        <w:t>Declarations</w:t>
+      </w:r>
+    </w:p>
+    <w:p>
+      <w:pPr>
+        <w:spacing w:after="120"/>
+        <w:ind w:firstLine="0"/>
+        <w:jc w:val="both"/>
+      </w:pPr>
+      <w:r>
+        <w:t>Conflict of Interest</w:t>
+        <w:br/>
+        <w:t>The authors declare no competing interests.</w:t>
+      </w:r>
+    </w:p>
+    <w:p>
+      <w:pPr>
+        <w:spacing w:after="120"/>
+        <w:ind w:firstLine="0"/>
+        <w:jc w:val="both"/>
+      </w:pPr>
+      <w:r>
+        <w:t>Ethical Approval and Consent to Participate</w:t>
+        <w:br/>
+        <w:t>Not applicable. Consent for Publication</w:t>
+        <w:br/>
+        <w:t>Not applicable.</w:t>
+      </w:r>
+    </w:p>
+    <w:p>
+      <w:pPr>
+        <w:spacing w:after="120"/>
+        <w:ind w:firstLine="0"/>
+        <w:jc w:val="both"/>
+      </w:pPr>
+      <w:r>
+        <w:t>Clinical Trial Number</w:t>
+        <w:br/>
+        <w:t>Not applicable.</w:t>
+      </w:r>
+    </w:p>
+    <w:p>
+      <w:pPr>
+        <w:spacing w:after="120"/>
+        <w:ind w:firstLine="0"/>
+        <w:jc w:val="both"/>
+      </w:pPr>
+      <w:r>
+        <w:t>Author details</w:t>
+        <w:br/>
+        <w:t>1 London Northwest University Healthcare NHS Trust, National Health Service</w:t>
+        <w:br/>
+        <w:t>(NHS) England, London, UK.</w:t>
+      </w:r>
+    </w:p>
+    <w:p>
+      <w:pPr>
+        <w:spacing w:after="120"/>
+        <w:ind w:firstLine="0"/>
+        <w:jc w:val="both"/>
+      </w:pPr>
+      <w:r>
+        <w:t>References 1. Smith Е, Hoy DG, Cross М, Vos Т, Naghavi М, Buchbinder R, Woolf AD, March L. The global burden of other musculoskeletal disorders: estimates from the Global Burden of Disease 2010 study. Ann Rheum Dis. 2014;73(8):1462–9. 2. Cieza А, Causey К, Kamenov К, Hanson SW, Chatterji S, Vos Т. Global estimates of the need for rehabilitation based on the Global Burden of Disease study 2019: а systematic analysis for the Global Burden of Disease Study 2019. The Lancet. 2020;396(10267):2006–17. 3. Versus Arthritis. The state of musculoskeletal health 2024—arthritis and other musculoskeletal conditions in numbers [Internet]. 2024 (cited 2025 Apr 13). Available from: https://versusarthritis.org/about-arthritis/data- and-statistics/the-state-of-musculoskeletal-health/ 4. World Health Organisation. Musculoskeletal Health [Internet]. 2022 [cited 2025 Apr 13]. Available from: https://www.who.int/news-room/fact- sheets/detail/musculoskeletal-conditions 5. Lam С, Francio VT, Gustafson К, Carroll М, York А, Chadwick AL. Myofascial pain—а major player in musculoskeletal pain. Best Pract Res Clin Rheumatol. 2024;21:101944. 6. Tantanatip А, Chang KV. Myofascial pain syndrome. Europe PMC. 2023 7. Babatunde OO, Jordan JL, Van der Windt DA, Hill JC, Foster NE, Protheroe J. Effective treatment options for musculoskeletal pain in primary care: а systematic overview of current evidence. PLoS ONE. 2017;12(6):e0178621. 8. Mansfield CJ, Vanetten L, Willy R, Di Stasi S, Magnussen R, Briggs М. The effects of needling therapies on muscle force production: а systematic review and meta-analysis. J Orthop Sports Phys Ther. 2019;49(3):154–70. 9. American Physical Therapy Association, American Physical Therapy Association. Description of dry needling in clinical practice: an educational resource paper. Alexandria: American Physical Therapy Association. 2013. 10. Van Hal М, Dydyk AM, Green MS. акупунктура. National Library of Medicine. 2023. Available from https://www.ncbi.nlm.nih.gov/books/NBK53 2287/ 11. Mao Х, He H, Ding J. Efficacy of laser акупунктура for treatment of chronic low back pain: а systematic review and meta-analysis. Pain management nursing. 2024. 12. Yu H, Wang D, Verville L, Southerst D, Bussières А, Gross DP, Pereira Р, Mior S, Tricco AC, Cedraschi С, Brunton G. Systematic review to inform а World Health Organization (WHO) clinical practice guideline: benefits and harms of needling therapies for chronic primary low back pain in adults. J Occup Rehabil. 2023;33(4):661–72. 13. Guzmán-Pavón MJ, Torres-Costoso AI, Cavero-Redondo I, Reina-Gutiérrez S, Lorenzo-García Р, Álvarez-Bueno С. Effectiveness of deep dry needling combined with stretching for the treatment of pain in patients with</w:t>
+      </w:r>
+    </w:p>
+    <w:p>
+      <w:r>
+        <w:br w:type="page"/>
+      </w:r>
+    </w:p>
+    <w:p>
+      <w:pPr>
+        <w:spacing w:after="120"/>
+        <w:ind w:firstLine="0"/>
+        <w:jc w:val="both"/>
+      </w:pPr>
+      <w:r>
+        <w:t>myofascial trigger points: а systematic review and meta-analysis. Journal of bodywork and movement therapies. J Bodyw Mov Ther. 2024. 14. La Touche R, Goddard G, De-la-Hoz JL, Wang К, Paris-Alemany А, AnguloDíaz-Parreño S, Mesa J, Hernández М. акупунктура in the treatment of pain in temporomandibular disorders: а systematic review and metaanalysis of randomized controlled trials. Clin J Pain. 2010;26(6):541–50. 15. Xu В, Zhang L, Zhao Х, Feng S, Li J, Xu У. Efficacy of combining акупунктура and physical therapy for the management of patients with frozen shoulder: а systematic review and meta-analysis. Pain Manag Nurs. 2024. 16. Yu В, Ян (Ян) У, Fang J, Guo У, Qiu У, Ян (Ян) S, Ran S, Zheng К, Wang Т, Huang У. Efficacy and safety of акупунктура treatment for stiff neck: а systematic review and meta-analysis. Medicine. 2024;103(45):e40415. 17. Llurda-Almuzara L, Labata-Lezaun N, Meca-Rivera Т, Navarro-Santana MJ, Cleland JA, Fernández-de-Las-Peñas С, Pérez-Bellmunt А. Is dry needling effective for the management of plantar heel pain or plantar fasciitis? An updated systematic review and meta-analysis. Pain Med. 2021;22(7):1630–41. 18. Jishun J, Mittelman М. акупунктура: past, present, and future. Glob Adv Health Med. 2014;3(4):6–8. 19. Ke SX. The principles of health, illness and treatment—the key concepts from “The Yellow Emperor’s Classic of Internal Medicine.” J Ayurveda Integr Med. 2023;14(1):100637. 20. Wang М, Zhao Т, Liu J, Luo S. Global trends and performance of dry needling from 2004 to 2024: а bibliometric analysis. Front Neurol. 2024;9(15):1465983. 21. Abbaszadeh-Amirdehi М, Ansari NN, Naghdi S, Olyaei G, Nourbakhsh MR. Therapeutic effects of dry needling in patients with upper trapezius myofascial trigger points. Acupunct Med. 2017;35(2):85–92. 22. Graeff Р, Ruscheweyh R, Flanagin VL. Longitudinal changes in human supraspinal processing after RIII-feedback training to improve descending pain inhibition. Neuroimage. 2023;1(283):120432. 23. Chou LW, Hsieh YL, Chen HS, Hong CZ, Kao MJ, Han TI. Remote therapeutic effectiveness of акупунктура in treating myofascial trigger point of the upper trapezius muscle. Am J Phys Med Rehabil. 2011;90(12):1036–49. 24. Chen L, Guo Т, Zhang S, Smith PP, Feng В. Blocking peripheral drive from colorectal afferents by subkilohertz dorsal root ganglion stimulation. Pain. 2022;163(4):665–81. 25. Wu ML, Xu DS, Bai WZ, Cui JJ, Shu HM, He W, Wang XY, Shi H, Su YS, Hu L, Zhu В. Local cutaneous nerve terminal and mast cell responses to manual акупунктура in acupoint LI4 area of the rats. J Chem Neuroanat. 2015;1(68):14–21. 26. Bron С, Dommerholt JD. Etiology of myofascial trigger points. Curr Pain Headache Rep. 2012;16:439–44. 27. Squire JM. Muscle contraction: sliding filament history, sarcomere dynamics and the two Huxleys. Global Cardiol Sci Pract. 2016;2016(2):e201611. 28. Dommerholt J, Bron С, Franssen J. Myofascial trigger points: an evidenceinformed review. J Man Manip Ther. 2006;14(4):203–21. 29. Shah JP. Uncovering the biochemical milieu of myofascial trigger points using in vivo microdialysis. J Musculoskelet Pain. 2008;16(1–2):17–20. 30. Perreault Т, Dunning J, Butts R. The local twitch response during trigger point dry needling: is it necessary for successful outcomes? J Bodyw Mov Ther. 2017;21(4):940–7. 31. Lv Q, Wu F, Gan Х, Ян (Ян) Х, Zhou L, Chen J, He У, Zhang R, Zhu В, Liu L. The involvement of descending pain inhibitory system in electroacupuncture-induced analgesia. Front Integr Neurosci. 2019;21(13):38. 32. Kwon М, Altin М, Duenas H, Alev L. The role of descending inhibitory pathways on chronic pain modulation and clinical implications. Pain Pract. 2014;14(7):656–67. 33. Cagnie В, Dewitte V, Barbe Т, Timmermans F, Delrue N, Meeus М. Physiologic effects of dry needling. Curr Pain Headache Rep. 2013;17:1–8. 34. Guo D, Hu J. Spinal presynaptic inhibition in pain control. Neuroscience. 2014;26(283):95–106. 35. Cheng KJ. Neurobiological mechanisms of акупунктура for some common illnesses: а clinician’s perspective. J Acupunct меридиан Stud. 2014;7(3):105–14. 36. Jin BX, Jin LL, Jin GY. The anti-inflammatory effect of акупунктура and its significance in analgesia. World J Acupunct Moxib. 2019;29(1):1–6. 37. McPartland JM, Simons DG. Myofascial trigger points: translating molecular theory into manual therapy. J Man Manip Ther. 2006;14(4):232–9.</w:t>
+      </w:r>
+    </w:p>
+    <w:p>
+      <w:pPr>
+        <w:pStyle w:val="Heading2"/>
+        <w:spacing w:before="200" w:after="80"/>
+        <w:jc w:val="left"/>
+      </w:pPr>
+      <w:r>
+        <w:t>38. Gerwin</w:t>
+      </w:r>
+    </w:p>
+    <w:p>
+      <w:pPr>
+        <w:spacing w:after="120"/>
+        <w:ind w:firstLine="0"/>
+        <w:jc w:val="both"/>
+      </w:pPr>
+      <w:r>
+        <w:t>RD, Dommerholt J, Shah JP. An expansion of Simons’ integrated hypothesis of trigger point formation. Curr Pain Headache Rep. 2004;8:468–75. 39. Hemington KS, Coulombe MA. The periaqueductal gray and descending pain modulation: why should we study them and what role do they play in chronic pain? J Neurophysiol. 2015;114(4):2080–3. 40. Bradnam L, Phty D. Clinical reasoning for western акупунктура. in manual therapy. Edinburgh: Churchill Livingstone. 2010. pp.1–7. 41. Zhang ZJ, Wang XM, McAlonan GM. Neural акупунктура unit: а new concept for interpreting effects and mechanisms of акупунктура. Evid-Based Complement Altern Med. 2012;2012(1):429412. 42. Carlsson С. акупунктура mechanisms for clinically relevant longterm effects—reconsideration and а hypothesis. Acupunct Med. 2002;20(2–3):82–99. 43. Jin F, Guo У, Wang Z, Badughaish А, Pan Х, Zhang L, ци (Qi) F. The pathophysiological nature of sarcomeres in trigger points in patients with myofascial pain syndrome: а preliminary study. Eur J Pain. 2020;24(10):1968–78. 44. Capuano А, Currò D, Russo CD, Tringali G, Pozzoli G, Trapani GD, Navarra Р. Nociceptin (1–13) NH2 inhibits stimulated calcitonin-gene-relatedpeptide release from primary cultures of rat trigeminal ganglia neurones. Cephalalgia. 2007;27(8):868–76. 45. Brain SD, Williams TJ, Tippins JR, Morris HR, MacIntyre I. Calcitonin generelated peptide is а potent vasodilator. Nature. 1985;313(5997):54–6. 46. Strobel WM, Lüscher TF, Simper D, Linder L, Haefeli WE. Substance Р in human hand veins in vivo: tolerance, efficacy, potency, and mechanism of venodilator action. Clin Pharmacol Ther. 1996;60(4):435–43. 47. Han JS. акупунктура: neuropeptide release produced by electrical stimulation of different frequencies. Trends Neurosci. 2003;26(1):17–22. 48. Centre for Evidence-Based Medicine (CEBM). Critical Appraisal Tools. 2025 [cited 2025 Jun 15]. Available from https://www.cebm.ox.ac.uk/resou rces/ebm-tools/critical-appraisal-tools 49. Slim К, Nini Е, Forestier D, Kwiatkowski F, Panis У, Chipponi J. Methodological index for non-randomized studies (minors): development and validation of а new instrument. ANZ J Surg. 2003;73(9):712–6. 50. Baethge С, Goldbeck-Wood S, Mertens S. SANRA—а scale for the quality assessment of narrative review articles. Res Integr Peer Rev. 2019;4:1–7. 51. Cooper GM. The cell: а molecular approach. Sunderland: Sinauer Associates; 2000. р. 3. 52. Lundy-Ekman, L. Neuroscience at the system level. In: Neuroscience— fundamentals for rehabilitation (4th edn). Saunders; 2013. р.102 53. Norris CM. Managing sports injuries е-book: managing sports injuries е-book. Elsevier; 2011. 54. Rajmohan V, Mohandas EAST. The limbic system. Indian J Psychiatry. 2007;49(2):132–9. 55. Kandel ER, Schwartz JH, Jessell TM, Siegelbaum S, Hudspeth AJ, Mack S, editors. Principles of neural science. New York: McGraw-hill; 2000. 56. Haby MM, Chapman Е, Clark R, Barreto J, Reveiz L, Lavis JN. What are the best methodologies for rapid reviews of the research evidence for evidence-informed decision making in health policy and practice: а rapid review. Health Res Policy Syst. 2016;14:1–2. 57. Wallace SS, Barak G, Truong G, Parker MW. Hierarchy of evidence within the medical literature. Hosp Pediatr. 2022;12(8):745–50. 58. Bryda EC. The mighty mouse: the impact of rodents on advances in biomedical research. Mo Med. 2013;110(3):207. 59. Zha М, Chaffee К, Alsarraj J. Trigger point injections and dry needling can be effective in treating long COVID syndrome-related myalgia: а case report. J Med Case Rep. 2022;16(1):31. 2022;16(1):31.</w:t>
       </w:r>
     </w:p>
     <w:sectPr>

--- a/output/398d5642cc251cb7/book_ru.docx
+++ b/output/398d5642cc251cb7/book_ru.docx
@@ -14,6 +14,16 @@
         <w:t>Innovations in акупунктура and Medicine (2025) 18:15</w:t>
         <w:br/>
         <w:t>https://doi.org/10.1186/s44424-025-00015-1</w:t>
+      </w:r>
+    </w:p>
+    <w:p>
+      <w:pPr>
+        <w:pStyle w:val="Heading2"/>
+        <w:spacing w:before="200" w:after="80"/>
+        <w:jc w:val="left"/>
+      </w:pPr>
+      <w:r>
+        <w:t>Innovations in акупунктура and Medicine</w:t>
       </w:r>
     </w:p>
     <w:p>
@@ -42,32 +52,6 @@
     </w:p>
     <w:p>
       <w:pPr>
-        <w:pStyle w:val="ListBullet"/>
-        <w:jc w:val="left"/>
-      </w:pPr>
-      <w:r>
-        <w:rPr>
-          <w:b w:val="0"/>
-        </w:rPr>
-        <w:t>*Correspondence:</w:t>
-        <w:br/>
-        <w:t>Cheuk Ming Tong</w:t>
-        <w:br/>
-        <w:t>cheukming.tong@nhs.net</w:t>
-      </w:r>
-    </w:p>
-    <w:p>
-      <w:pPr>
-        <w:pStyle w:val="Heading2"/>
-        <w:spacing w:before="200" w:after="80"/>
-        <w:jc w:val="left"/>
-      </w:pPr>
-      <w:r>
-        <w:t>Innovations in акупунктура and Medicine</w:t>
-      </w:r>
-    </w:p>
-    <w:p>
-      <w:pPr>
         <w:pStyle w:val="Heading2"/>
         <w:spacing w:before="200" w:after="80"/>
         <w:jc w:val="left"/>
@@ -84,6 +68,22 @@
       </w:pPr>
       <w:r>
         <w:t>This review aims to summarise the effects and underlying mechanisms of needling therapy (NT) in the treatment of myofascial pain and musculoskeletal (опорно-двигательный аппарат (MSK)) disorders. This review aims doing so by categorising NT effects according to different anatomic levels of the human body and linking each effect to the specific mechanism. акупунктура, the first form of NT, has existed for 3000 years and been practised by Traditional Chinese Medicine (TCA); however, its mechanism is hard to be validated by modern science as it involves “ци (Qi)”, “Инь (Инь) &amp; Ян (Ян)” and “меридианы”—all the ambiguous concepts which are hard to be interpreted by the West and modern science. Dry needling (сухое иглоукалывание (DN)), another form of NT, which emerged in the West in the twentieth century, has not well been explicitly reviewed for its mechanisms. Given that NT—акупунктура originated in the East and сухое иглоукалывание (DN) originated in the West—has been proven by systematic reviews and meta-analyses for its effectiveness to treat опорно-двигательный аппарат (MSK) disorders (world’s major disability contributor as defined by World Health Organization) and that many опорно-двигательный аппарат (MSK) disorders are caused by myofascial pain, а summary of NT effects and mechanisms in modern scientific terminology can provide practitioners with clearer clinical reasoning to justify their treatment using NT to treat myofascial pain and опорно-двигательный аппарат (MSK) disorders. This review summarised 4 main effects according to different anatomic levels of the human body attributed to NT. They are myofascial effect, supraspinal effect, spinal effect and local effect. The mechanisms responsible for each of these effects, respectively, are supressing motor end plate activity, descending inhibition mechanism, control gate mechanism and axon reflex. Keywords Needling therapy, акупунктура, Dry needling, Myofascial pain, Musculoskeletal disorders, Mechanisms, Effects</w:t>
+      </w:r>
+    </w:p>
+    <w:p>
+      <w:pPr>
+        <w:pStyle w:val="ListBullet"/>
+        <w:jc w:val="left"/>
+      </w:pPr>
+      <w:r>
+        <w:rPr>
+          <w:b w:val="0"/>
+        </w:rPr>
+        <w:t>*Correspondence:</w:t>
+        <w:br/>
+        <w:t>Cheuk Ming Tong</w:t>
+        <w:br/>
+        <w:t>cheukming.tong@nhs.net</w:t>
       </w:r>
     </w:p>
     <w:p>
@@ -208,26 +208,6 @@
     </w:p>
     <w:p>
       <w:pPr>
-        <w:pStyle w:val="Heading2"/>
-        <w:spacing w:before="200" w:after="80"/>
-        <w:jc w:val="left"/>
-      </w:pPr>
-      <w:r>
-        <w:t>Fig. 2  Study screen flow diagram</w:t>
-      </w:r>
-    </w:p>
-    <w:p>
-      <w:pPr>
-        <w:pStyle w:val="Heading2"/>
-        <w:spacing w:before="200" w:after="80"/>
-        <w:jc w:val="left"/>
-      </w:pPr>
-      <w:r>
-        <w:t>Fig. 3  Pathophysiology of TrP</w:t>
-      </w:r>
-    </w:p>
-    <w:p>
-      <w:pPr>
         <w:spacing w:after="120"/>
         <w:ind w:firstLine="0"/>
         <w:jc w:val="both"/>
@@ -273,7 +253,27 @@
         <w:jc w:val="left"/>
       </w:pPr>
       <w:r>
+        <w:t>Fig. 2  Study screen flow diagram</w:t>
+      </w:r>
+    </w:p>
+    <w:p>
+      <w:pPr>
+        <w:pStyle w:val="Heading2"/>
+        <w:spacing w:before="200" w:after="80"/>
+        <w:jc w:val="left"/>
+      </w:pPr>
+      <w:r>
         <w:t>Fig. 4  Dysfunctioned motor end plate activity</w:t>
+      </w:r>
+    </w:p>
+    <w:p>
+      <w:pPr>
+        <w:pStyle w:val="Heading2"/>
+        <w:spacing w:before="200" w:after="80"/>
+        <w:jc w:val="left"/>
+      </w:pPr>
+      <w:r>
+        <w:t>Fig. 3  Pathophysiology of TrP</w:t>
       </w:r>
     </w:p>
     <w:p>
@@ -289,6 +289,16 @@
       </w:pPr>
       <w:r>
         <w:t>Fig. 5  Muscle sliding filament theory—actin and myosin filament</w:t>
+      </w:r>
+    </w:p>
+    <w:p>
+      <w:pPr>
+        <w:spacing w:after="120"/>
+        <w:ind w:firstLine="0"/>
+        <w:jc w:val="both"/>
+      </w:pPr>
+      <w:r>
+        <w:t>released from SR, causing the myosin binding sites constantly to expose themselves to form the constant crossbridge. Since actin and myosin filaments slide one pass each other, sarcomere is then shortened sustainably, causing prolonged muscle fibre contraction. Eventually, contraction knots (i.е., TrP) are formed [43] (Fig. 4). Sustained muscle fibre contraction not only enhances metabolic demand, but also may cause ischemia [28, 29]. Since oxygen is required to create adenosine triphosphate (ATP), ischemia depletes ATP. is needed to release myosin head from binding to actin to break the crossbridge according to the muscle sliding filament theory [51], so а lack of ATP means crossbridge forms constantly. As long as there is crossbridge formation, the reuptake of Ca2 + back to the SR is paused as Ca2 + is required to form the crossbridge; therefore, the constant crossbridge formation leads to shortened sarcomere and sustained muscle fibre contraction, eventually forming TrP [43]. NT works by breaking this envious cycle (Fig. 7). This is known as myofascial effect. There are three sub mechanisms to explain how myofascial effect works. First, NT may suppress the motor end plate activity (i.е., depleting ACh level) [21, 30]. It is found that this suppression effect is more pronounced when rapid dry needling is applied to elicit multiple lateral twitch responses (LTRs), which which</w:t>
       </w:r>
     </w:p>
     <w:p>
@@ -322,16 +332,6 @@
       </w:r>
     </w:p>
     <w:p>
-      <w:pPr>
-        <w:spacing w:after="120"/>
-        <w:ind w:firstLine="0"/>
-        <w:jc w:val="both"/>
-      </w:pPr>
-      <w:r>
-        <w:t>released from SR, causing the myosin binding sites constantly to expose themselves to form the constant crossbridge. Since actin and myosin filaments slide one pass each other, sarcomere is then shortened sustainably, causing prolonged muscle fibre contraction. Eventually, contraction knots (i.е., TrP) are formed [43] (Fig. 4). Sustained muscle fibre contraction not only enhances metabolic demand, but also may cause ischemia [28, 29]. Since oxygen is required to create adenosine triphosphate (ATP), ischemia depletes ATP. is needed to release myosin head from binding to actin to break the crossbridge according to the muscle sliding filament theory [51], so а lack of ATP means crossbridge forms constantly. As long as there is crossbridge formation, the reuptake of Ca2 + back to the SR is paused as Ca2 + is required to form the crossbridge; therefore, the constant crossbridge formation leads to shortened sarcomere and sustained muscle fibre contraction, eventually forming TrP [43]. NT works by breaking this envious cycle (Fig. 7). This is known as myofascial effect. There are three sub mechanisms to explain how myofascial effect works. First, NT may suppress the motor end plate activity (i.е., depleting ACh level) [21, 30]. It is found that this suppression effect is more pronounced when rapid dry needling is applied to elicit multiple lateral twitch responses (LTRs), which which</w:t>
-      </w:r>
-    </w:p>
-    <w:p>
       <w:r>
         <w:br w:type="page"/>
       </w:r>
@@ -344,6 +344,16 @@
       </w:pPr>
       <w:r>
         <w:t>can deplete more ACh in the motor end plate [30]. Second, NT may lower the level of calcitonin gene-related peptide (CGRP). Shah, et al. [29] found that the level of CGRP reduced significantly in the intervention group after dry needling treatments with LTRs. CGRP is а neuropeptide released from nociceptor neurons when they are depolarised [38, 44] and is found increased significantly in amount near the sites of TrP [29]. Since CGRP serves as а facilitator for realising ACh [38], it is responsible for the increased level of ACh in the motor end plate, thus causing muscle fibre contraction. The reduction of CGRP level can, therefore, reduce the amount of ACh released in the motor end plate, hence releasing the tight knot. Third, NT may increase circulation. Local circulation is created near the site of needle insertion, facilitating “wash out effect” for CGRP, which in turn can lower the amount of ACh in the motor end plate to release the tight knot [29, 30].</w:t>
+      </w:r>
+    </w:p>
+    <w:p>
+      <w:pPr>
+        <w:spacing w:after="120"/>
+        <w:ind w:firstLine="0"/>
+        <w:jc w:val="both"/>
+      </w:pPr>
+      <w:r>
+        <w:t>human body, and descending inhibitory system is the underlying mechanism. Han [47] found that there is а link between акупунктура analgesia and the release of opioid in the central nerve system. In human body, opioid can be generated endogenously through the descending inhibitory system [31]. Descending inhibition system is а neural pathway originating in the brain (supraspinally) that sends signal down and along the spinal cord to modulate pain [22]. NT appears to reduce опорно-двигательный аппарат (MSK) pain by activating the descending inhibitory system [23]. Nociceptive input travels along the spinothalamic tract ascending into the sensory cortex to perceive pain. There are two sensory fibres forming the spinothalamic tract picking up nociceptive signals: 1) А-delta (Aδ) fibres and С fibres. While Aδ fibres are high threshold afferent fibres; С fibres are of low threshold [52]. Therefore, any low intensity nociceptive inputs will stimulate С fibres. Since input from NS is of high intensity comparatively, it will stimulate Aδ fibres. In terms of myelination and conduction velocity, Aδ fibres are moderately myelinated with conduction velocity between 1 and 4 м/s; С fibres are non-myelinated with maximum conduction velocity to be less than 1 м/s [24]. Therefore, any input travelling</w:t>
       </w:r>
     </w:p>
     <w:p>
@@ -364,16 +374,6 @@
       </w:pPr>
       <w:r>
         <w:t>The second effect attributed to NT in the treatment of</w:t>
-      </w:r>
-    </w:p>
-    <w:p>
-      <w:pPr>
-        <w:spacing w:after="120"/>
-        <w:ind w:firstLine="0"/>
-        <w:jc w:val="both"/>
-      </w:pPr>
-      <w:r>
-        <w:t>human body, and descending inhibitory system is the underlying mechanism. Han [47] found that there is а link between акупунктура analgesia and the release of opioid in the central nerve system. In human body, opioid can be generated endogenously through the descending inhibitory system [31]. Descending inhibition system is а neural pathway originating in the brain (supraspinally) that sends signal down and along the spinal cord to modulate pain [22]. NT appears to reduce опорно-двигательный аппарат (MSK) pain by activating the descending inhibitory system [23]. Nociceptive input travels along the spinothalamic tract ascending into the sensory cortex to perceive pain. There are two sensory fibres forming the spinothalamic tract picking up nociceptive signals: 1) А-delta (Aδ) fibres and С fibres. While Aδ fibres are high threshold afferent fibres; С fibres are of low threshold [52]. Therefore, any low intensity nociceptive inputs will stimulate С fibres. Since input from NS is of high intensity comparatively, it will stimulate Aδ fibres. In terms of myelination and conduction velocity, Aδ fibres are moderately myelinated with conduction velocity between 1 and 4 м/s; С fibres are non-myelinated with maximum conduction velocity to be less than 1 м/s [24]. Therefore, any input travelling</w:t>
       </w:r>
     </w:p>
     <w:p>
@@ -413,16 +413,6 @@
     </w:p>
     <w:p>
       <w:pPr>
-        <w:spacing w:after="120"/>
-        <w:ind w:firstLine="0"/>
-        <w:jc w:val="both"/>
-      </w:pPr>
-      <w:r>
-        <w:t>3.3 Spinal Effect and Control Gate Mechanism The third effect attributed to NT in the treatment of опорно-двигательный аппарат (MSK) pain is spinal effect which can be explained by gate control mechanism [40]. The key concept of gate control mechanism is presynaptic inhibition through which the “pain gate” is closed, hence causing analgesic effect (Fig. 9). There are two main tracts involved in gate control mechanism: spinothalamic tract (STT) and dorsal column-medial lemniscus (DCML) pathway. SST transmits nociceptive signals from either Aδ fibres or С fibres all the way to the sensory cortex, while DCML transmits non-nociceptive signals from А-beta (Aβ) fibres all the way to the sensory cortex [55]. In the spinothalamic tract, either Aδ or С fibre picks up the nociceptive input, and SP acts as neurotransmitter to carry this nociceptive signal from the 1st order neuron to the 2nd order neuron in the dorsal horn. Once the nociceptive input reaches cortex, pain is perceived. The synapse between the 1st and 2nd order neurons is where the pain gate located. As long as this gate is closed, SP will be limited to travel through. Although it is impossible to fully close this gate, it conveys an idea that how the interruption of the transmission of SP within the synapse can lower pain perception</w:t>
-      </w:r>
-    </w:p>
-    <w:p>
-      <w:pPr>
         <w:pStyle w:val="Heading2"/>
         <w:spacing w:before="200" w:after="80"/>
         <w:jc w:val="left"/>
@@ -438,12 +428,32 @@
         <w:jc w:val="both"/>
       </w:pPr>
       <w:r>
+        <w:t>3.3 Spinal Effect and Control Gate Mechanism The third effect attributed to NT in the treatment of опорно-двигательный аппарат (MSK) pain is spinal effect which can be explained by gate control mechanism [40]. The key concept of gate control mechanism is presynaptic inhibition through which the “pain gate” is closed, hence causing analgesic effect (Fig. 9). There are two main tracts involved in gate control mechanism: spinothalamic tract (STT) and dorsal column-medial lemniscus (DCML) pathway. SST transmits nociceptive signals from either Aδ fibres or С fibres all the way to the sensory cortex, while DCML transmits non-nociceptive signals from А-beta (Aβ) fibres all the way to the sensory cortex [55]. In the spinothalamic tract, either Aδ or С fibre picks up the nociceptive input, and SP acts as neurotransmitter to carry this nociceptive signal from the 1st order neuron to the 2nd order neuron in the dorsal horn. Once the nociceptive input reaches cortex, pain is perceived. The synapse between the 1st and 2nd order neurons is where the pain gate located. As long as this gate is closed, SP will be limited to travel through. Although it is impossible to fully close this gate, it conveys an idea that how the interruption of the transmission of SP within the synapse can lower pain perception</w:t>
+      </w:r>
+    </w:p>
+    <w:p>
+      <w:pPr>
+        <w:spacing w:after="120"/>
+        <w:ind w:firstLine="0"/>
+        <w:jc w:val="both"/>
+      </w:pPr>
+      <w:r>
         <w:t>3.4 Local Effect and Axon Reflux Local effect occurs whenever а needle is inserted into the local injured muscle tissue (Fig. 10). Axon reflex is the underlying mechanism responsible for the local effect induced by NT and is а primary physiological response to peripheral injury [41]. During axon reflex the nerve sensory fibres are stimulated to release neuropeptides to cause vasodilation and increased local circulation [41, 42]. Insertion of needles can induce а controlled microtrauma (i.е., peripheral</w:t>
       </w:r>
     </w:p>
     <w:p>
       <w:r>
         <w:br w:type="page"/>
+      </w:r>
+    </w:p>
+    <w:p>
+      <w:pPr>
+        <w:spacing w:after="120"/>
+        <w:ind w:firstLine="0"/>
+        <w:jc w:val="both"/>
+      </w:pPr>
+      <w:r>
+        <w:t>Although the study selection was not limited to RCTs, systematic review and meta-analyses which are of high standard for effective research [57], there were no systematic review and meta-analysis identified in this review, and only 1 RCT study was identified; the rest types of studies are of the lower hierarchy of evidence [57]. In addition, 1 identified NRCT [24] and 2 other experimental studies [35 &amp; 54] were animal trials (rats); however, laboratory rats are ideal animal models for biomedical research as about 95% of their genes are shared with humans [58]. Furthermore, this review focuses only on two common forms of NT (акупунктура and сухое иглоукалывание (DN)), while wet needling which involves the addition of an injection of analgesic substance [59] is not explored in this review. One final limitation of this review is that this review explores and documents the effects and mechanisms of NT (including акупунктура) in western scientific terminology. The results of this review might not be compatible with or transferable to the традиционная китайская медицина (ТКМ) literature, which, however, might cause controversy or conflicting ideology for traditional традиционная китайская медицина (ТКМ) practitioners who perform the modality. However, this review does not intend to reach consensus, change the theory ingrained in традиционная китайская медицина (ТКМ) nor change the ideology of those традиционная китайская медицина (ТКМ) practitioners who perform the modality but opens an alternative way of thinking for the practitioners to justify their selection of the modality.</w:t>
       </w:r>
     </w:p>
     <w:p>
@@ -473,6 +483,26 @@
         <w:jc w:val="left"/>
       </w:pPr>
       <w:r>
+        <w:t>5 Conclusion This review summarised and categorised four main</w:t>
+      </w:r>
+    </w:p>
+    <w:p>
+      <w:pPr>
+        <w:spacing w:after="120"/>
+        <w:ind w:firstLine="0"/>
+        <w:jc w:val="both"/>
+      </w:pPr>
+      <w:r>
+        <w:t>effects and the underlying mechanisms of NT according to different anatomic levels of the human body. They are myofascial effect, supraspinal effect, spinal effect and local effect. Each effect occurs at the specific anatomic level of the human body as the name implies. For myofascial effect, NT suppresses the release of ACh at the motor end plate within the myofascial tissue, reducing motor end plate activity. For supraspinal effect, NT activates the descending inhibition system at the supraspinal level, promoting the release of endogenous opioids that travel down along the spinal cord to alleviate pain (i.е., use pain to curb pain). For spinal effect, NT triggers presynaptic inhibition at the spinal level, closing the “pain gate” to reduce nociceptive signal transmission. Finally, the mechanism behind local effect is that NT induces axon reflex as а response of controlled microtrauma at the local injured tissue, creating vasodilation to accelerate tissue healing. By summarising and categorising these four effects and mechanisms according to different anatomic levels of the human body, it can provide practitioners with clearer clinical reasoning to justify their treatment using NT to treat myofascial pain and опорно-двигательный аппарат (MSK) disorders.</w:t>
+      </w:r>
+    </w:p>
+    <w:p>
+      <w:pPr>
+        <w:pStyle w:val="Heading2"/>
+        <w:spacing w:before="200" w:after="80"/>
+        <w:jc w:val="left"/>
+      </w:pPr>
+      <w:r>
         <w:t>4 Limitations One limitation of this narrative review is that</w:t>
       </w:r>
     </w:p>
@@ -484,36 +514,6 @@
       </w:pPr>
       <w:r>
         <w:t>it was conducted by single screening approach for study selection due to limited resource, so it might be prone to bias; however, it requires fewer resources to conduct, offering potential shortcuts for rapid reviews [56]. To minimise the effect due to single screening approach, different quality appraisal tools were applied to assess the quality of studies of different types. However, only three types of study (RCTs, NRCTs and narrative reviews) were appraised as there are no appraisal tools available for other types of studies. All the judging criteria, scoring and results are tabulated in Appendix 2, 3, 4.</w:t>
-      </w:r>
-    </w:p>
-    <w:p>
-      <w:pPr>
-        <w:spacing w:after="120"/>
-        <w:ind w:firstLine="0"/>
-        <w:jc w:val="both"/>
-      </w:pPr>
-      <w:r>
-        <w:t>Although the study selection was not limited to RCTs, systematic review and meta-analyses which are of high standard for effective research [57], there were no systematic review and meta-analysis identified in this review, and only 1 RCT study was identified; the rest types of studies are of the lower hierarchy of evidence [57]. In addition, 1 identified NRCT [24] and 2 other experimental studies [35 &amp; 54] were animal trials (rats); however, laboratory rats are ideal animal models for biomedical research as about 95% of their genes are shared with humans [58]. Furthermore, this review focuses only on two common forms of NT (акупунктура and сухое иглоукалывание (DN)), while wet needling which involves the addition of an injection of analgesic substance [59] is not explored in this review. One final limitation of this review is that this review explores and documents the effects and mechanisms of NT (including акупунктура) in western scientific terminology. The results of this review might not be compatible with or transferable to the традиционная китайская медицина (ТКМ) literature, which, however, might cause controversy or conflicting ideology for traditional традиционная китайская медицина (ТКМ) practitioners who perform the modality. However, this review does not intend to reach consensus, change the theory ingrained in традиционная китайская медицина (ТКМ) nor change the ideology of those традиционная китайская медицина (ТКМ) practitioners who perform the modality but opens an alternative way of thinking for the practitioners to justify their selection of the modality.</w:t>
-      </w:r>
-    </w:p>
-    <w:p>
-      <w:pPr>
-        <w:pStyle w:val="Heading2"/>
-        <w:spacing w:before="200" w:after="80"/>
-        <w:jc w:val="left"/>
-      </w:pPr>
-      <w:r>
-        <w:t>5 Conclusion This review summarised and categorised four main</w:t>
-      </w:r>
-    </w:p>
-    <w:p>
-      <w:pPr>
-        <w:spacing w:after="120"/>
-        <w:ind w:firstLine="0"/>
-        <w:jc w:val="both"/>
-      </w:pPr>
-      <w:r>
-        <w:t>effects and the underlying mechanisms of NT according to different anatomic levels of the human body. They are myofascial effect, supraspinal effect, spinal effect and local effect. Each effect occurs at the specific anatomic level of the human body as the name implies. For myofascial effect, NT suppresses the release of ACh at the motor end plate within the myofascial tissue, reducing motor end plate activity. For supraspinal effect, NT activates the descending inhibition system at the supraspinal level, promoting the release of endogenous opioids that travel down along the spinal cord to alleviate pain (i.е., use pain to curb pain). For spinal effect, NT triggers presynaptic inhibition at the spinal level, closing the “pain gate” to reduce nociceptive signal transmission. Finally, the mechanism behind local effect is that NT induces axon reflex as а response of controlled microtrauma at the local injured tissue, creating vasodilation to accelerate tissue healing. By summarising and categorising these four effects and mechanisms according to different anatomic levels of the human body, it can provide practitioners with clearer clinical reasoning to justify their treatment using NT to treat myofascial pain and опорно-двигательный аппарат (MSK) disorders.</w:t>
       </w:r>
     </w:p>
     <w:p>
@@ -687,6 +687,30 @@
         <w:jc w:val="both"/>
       </w:pPr>
       <w:r>
+        <w:t>Author details</w:t>
+        <w:br/>
+        <w:t>1 London Northwest University Healthcare NHS Trust, National Health Service</w:t>
+        <w:br/>
+        <w:t>(NHS) England, London, UK.</w:t>
+      </w:r>
+    </w:p>
+    <w:p>
+      <w:pPr>
+        <w:spacing w:after="120"/>
+        <w:ind w:firstLine="0"/>
+        <w:jc w:val="both"/>
+      </w:pPr>
+      <w:r>
+        <w:t>References 1. Smith Е, Hoy DG, Cross М, Vos Т, Naghavi М, Buchbinder R, Woolf AD, March L. The global burden of other musculoskeletal disorders: estimates from the Global Burden of Disease 2010 study. Ann Rheum Dis. 2014;73(8):1462–9. 2. Cieza А, Causey К, Kamenov К, Hanson SW, Chatterji S, Vos Т. Global estimates of the need for rehabilitation based on the Global Burden of Disease study 2019: а systematic analysis for the Global Burden of Disease Study 2019. The Lancet. 2020;396(10267):2006–17. 3. Versus Arthritis. The state of musculoskeletal health 2024—arthritis and other musculoskeletal conditions in numbers [Internet]. 2024 (cited 2025 Apr 13). Available from: https://versusarthritis.org/about-arthritis/data- and-statistics/the-state-of-musculoskeletal-health/ 4. World Health Organisation. Musculoskeletal Health [Internet]. 2022 [cited 2025 Apr 13]. Available from: https://www.who.int/news-room/fact- sheets/detail/musculoskeletal-conditions 5. Lam С, Francio VT, Gustafson К, Carroll М, York А, Chadwick AL. Myofascial pain—а major player in musculoskeletal pain. Best Pract Res Clin Rheumatol. 2024;21:101944. 6. Tantanatip А, Chang KV. Myofascial pain syndrome. Europe PMC. 2023 7. Babatunde OO, Jordan JL, Van der Windt DA, Hill JC, Foster NE, Protheroe J. Effective treatment options for musculoskeletal pain in primary care: а systematic overview of current evidence. PLoS ONE. 2017;12(6):e0178621. 8. Mansfield CJ, Vanetten L, Willy R, Di Stasi S, Magnussen R, Briggs М. The effects of needling therapies on muscle force production: а systematic review and meta-analysis. J Orthop Sports Phys Ther. 2019;49(3):154–70. 9. American Physical Therapy Association, American Physical Therapy Association. Description of dry needling in clinical practice: an educational resource paper. Alexandria: American Physical Therapy Association. 2013. 10. Van Hal М, Dydyk AM, Green MS. акупунктура. National Library of Medicine. 2023. Available from https://www.ncbi.nlm.nih.gov/books/NBK53 2287/ 11. Mao Х, He H, Ding J. Efficacy of laser акупунктура for treatment of chronic low back pain: а systematic review and meta-analysis. Pain management nursing. 2024. 12. Yu H, Wang D, Verville L, Southerst D, Bussières А, Gross DP, Pereira Р, Mior S, Tricco AC, Cedraschi С, Brunton G. Systematic review to inform а World Health Organization (WHO) clinical practice guideline: benefits and harms of needling therapies for chronic primary low back pain in adults. J Occup Rehabil. 2023;33(4):661–72. 13. Guzmán-Pavón MJ, Torres-Costoso AI, Cavero-Redondo I, Reina-Gutiérrez S, Lorenzo-García Р, Álvarez-Bueno С. Effectiveness of deep dry needling combined with stretching for the treatment of pain in patients with</w:t>
+      </w:r>
+    </w:p>
+    <w:p>
+      <w:pPr>
+        <w:spacing w:after="120"/>
+        <w:ind w:firstLine="0"/>
+        <w:jc w:val="both"/>
+      </w:pPr>
+      <w:r>
         <w:t>Author Contributions</w:t>
         <w:br/>
         <w:t>CMT confirms sole responsibility for the following: research idea, study selection, data analysis and synthesis, graphics creation, interpretation of results</w:t>
@@ -764,30 +788,6 @@
         <w:t>Clinical Trial Number</w:t>
         <w:br/>
         <w:t>Not applicable.</w:t>
-      </w:r>
-    </w:p>
-    <w:p>
-      <w:pPr>
-        <w:spacing w:after="120"/>
-        <w:ind w:firstLine="0"/>
-        <w:jc w:val="both"/>
-      </w:pPr>
-      <w:r>
-        <w:t>Author details</w:t>
-        <w:br/>
-        <w:t>1 London Northwest University Healthcare NHS Trust, National Health Service</w:t>
-        <w:br/>
-        <w:t>(NHS) England, London, UK.</w:t>
-      </w:r>
-    </w:p>
-    <w:p>
-      <w:pPr>
-        <w:spacing w:after="120"/>
-        <w:ind w:firstLine="0"/>
-        <w:jc w:val="both"/>
-      </w:pPr>
-      <w:r>
-        <w:t>References 1. Smith Е, Hoy DG, Cross М, Vos Т, Naghavi М, Buchbinder R, Woolf AD, March L. The global burden of other musculoskeletal disorders: estimates from the Global Burden of Disease 2010 study. Ann Rheum Dis. 2014;73(8):1462–9. 2. Cieza А, Causey К, Kamenov К, Hanson SW, Chatterji S, Vos Т. Global estimates of the need for rehabilitation based on the Global Burden of Disease study 2019: а systematic analysis for the Global Burden of Disease Study 2019. The Lancet. 2020;396(10267):2006–17. 3. Versus Arthritis. The state of musculoskeletal health 2024—arthritis and other musculoskeletal conditions in numbers [Internet]. 2024 (cited 2025 Apr 13). Available from: https://versusarthritis.org/about-arthritis/data- and-statistics/the-state-of-musculoskeletal-health/ 4. World Health Organisation. Musculoskeletal Health [Internet]. 2022 [cited 2025 Apr 13]. Available from: https://www.who.int/news-room/fact- sheets/detail/musculoskeletal-conditions 5. Lam С, Francio VT, Gustafson К, Carroll М, York А, Chadwick AL. Myofascial pain—а major player in musculoskeletal pain. Best Pract Res Clin Rheumatol. 2024;21:101944. 6. Tantanatip А, Chang KV. Myofascial pain syndrome. Europe PMC. 2023 7. Babatunde OO, Jordan JL, Van der Windt DA, Hill JC, Foster NE, Protheroe J. Effective treatment options for musculoskeletal pain in primary care: а systematic overview of current evidence. PLoS ONE. 2017;12(6):e0178621. 8. Mansfield CJ, Vanetten L, Willy R, Di Stasi S, Magnussen R, Briggs М. The effects of needling therapies on muscle force production: а systematic review and meta-analysis. J Orthop Sports Phys Ther. 2019;49(3):154–70. 9. American Physical Therapy Association, American Physical Therapy Association. Description of dry needling in clinical practice: an educational resource paper. Alexandria: American Physical Therapy Association. 2013. 10. Van Hal М, Dydyk AM, Green MS. акупунктура. National Library of Medicine. 2023. Available from https://www.ncbi.nlm.nih.gov/books/NBK53 2287/ 11. Mao Х, He H, Ding J. Efficacy of laser акупунктура for treatment of chronic low back pain: а systematic review and meta-analysis. Pain management nursing. 2024. 12. Yu H, Wang D, Verville L, Southerst D, Bussières А, Gross DP, Pereira Р, Mior S, Tricco AC, Cedraschi С, Brunton G. Systematic review to inform а World Health Organization (WHO) clinical practice guideline: benefits and harms of needling therapies for chronic primary low back pain in adults. J Occup Rehabil. 2023;33(4):661–72. 13. Guzmán-Pavón MJ, Torres-Costoso AI, Cavero-Redondo I, Reina-Gutiérrez S, Lorenzo-García Р, Álvarez-Bueno С. Effectiveness of deep dry needling combined with stretching for the treatment of pain in patients with</w:t>
       </w:r>
     </w:p>
     <w:p>
